--- a/Division 296 - prudential research note.docx
+++ b/Division 296 - prudential research note.docx
@@ -139,7 +139,7 @@
     </w:p>
     <w:p>
       <w:pPr>
-        <w:spacing w:after="130" w:before="0" w:line="264"/>
+        <w:spacing w:after="95" w:before="0" w:line="264"/>
       </w:pPr>
       <w:r>
         <w:rPr>
@@ -218,7 +218,7 @@
                 <w:sz w:val="18"/>
                 <w:szCs w:val="18"/>
               </w:rPr>
-              <w:t xml:space="preserve">This is not a proposal. Division 296 has been law since March 2026 and commenced on 1 July 2026. The first measurement year is already running. The final regulations were registered twelve days before it began, and the ATO guidance explaining how to perform the calculation is still unwritten.</w:t>
+              <w:t xml:space="preserve">This is not a proposal. Division 296 received Royal Assent on 13 March 2026 and commenced on 1 April 2026. It applies from the 2026-27 income year, so the first measurement year has been running since 1 July 2026. The final regulations were registered on 18 June 2026, less than a fortnight before that year began, and the ATO's law companion ruling explaining how to perform the calculation has not yet been published.</w:t>
             </w:r>
           </w:p>
           <w:p>
@@ -283,7 +283,7 @@
     </w:tbl>
     <w:p>
       <w:pPr>
-        <w:spacing w:after="160" w:before="0" w:line="264"/>
+        <w:spacing w:after="115" w:before="0" w:line="264"/>
       </w:pPr>
       <w:r>
         <w:rPr>
@@ -2499,7 +2499,7 @@
       <w:r>
         <w:drawing>
           <wp:inline distT="0" distB="0" distL="0" distR="0">
-            <wp:extent cx="6143625" cy="2105025"/>
+            <wp:extent cx="6143625" cy="2095500"/>
             <wp:effectExtent t="0" r="0" b="0" l="0"/>
             <wp:docPr id="1" name="" descr="" title=""/>
             <wp:cNvGraphicFramePr>
@@ -2524,7 +2524,7 @@
                   <pic:spPr bwMode="auto">
                     <a:xfrm>
                       <a:off x="0" y="0"/>
-                      <a:ext cx="6143625" cy="2105025"/>
+                      <a:ext cx="6143625" cy="2095500"/>
                     </a:xfrm>
                     <a:prstGeom prst="rect">
                       <a:avLst/>
@@ -2570,7 +2570,7 @@
           <w:sz w:val="22"/>
           <w:szCs w:val="22"/>
         </w:rPr>
-        <w:t xml:space="preserve">What this implies for APRA</w:t>
+        <w:t xml:space="preserve">Implications</w:t>
       </w:r>
     </w:p>
     <w:p>

--- a/Division 296 - prudential research note.docx
+++ b/Division 296 - prudential research note.docx
@@ -134,12 +134,12 @@
           <w:sz w:val="14"/>
           <w:szCs w:val="14"/>
         </w:rPr>
-        <w:t xml:space="preserve">Prepared from publicly available sources. Not an official publication of any regulator, and not affiliated with or endorsed by APRA, the ATO or Treasury.</w:t>
-      </w:r>
-    </w:p>
-    <w:p>
-      <w:pPr>
-        <w:spacing w:after="95" w:before="0" w:line="264"/>
+        <w:t xml:space="preserve">Prepared from publicly available sources. Not an official publication of any regulator, and not affiliated with APRA, the ATO or Treasury. Claims marked [S] sourced · [I] inferred · [C] created — see Annex C.</w:t>
+      </w:r>
+    </w:p>
+    <w:p>
+      <w:pPr>
+        <w:spacing w:after="70" w:before="0" w:line="264"/>
       </w:pPr>
       <w:r>
         <w:rPr>
@@ -215,10 +215,22 @@
               <w:rPr>
                 <w:rFonts w:ascii="Arial" w:cs="Arial" w:eastAsia="Arial" w:hAnsi="Arial"/>
                 <w:color w:val="1A1A1A"/>
-                <w:sz w:val="18"/>
-                <w:szCs w:val="18"/>
-              </w:rPr>
-              <w:t xml:space="preserve">This is not a proposal. Division 296 received Royal Assent on 13 March 2026 and commenced on 1 April 2026. It applies from the 2026-27 income year, so the first measurement year has been running since 1 July 2026. The final regulations were registered on 18 June 2026, less than a fortnight before that year began, and the ATO's law companion ruling explaining how to perform the calculation has not yet been published.</w:t>
+                <w:sz w:val="17"/>
+                <w:szCs w:val="17"/>
+              </w:rPr>
+              <w:t xml:space="preserve">This is not a proposal. Division 296 received Royal Assent on 13 March 2026 and commenced on 1 April 2026. It first applies from the 2026-27 income year, so the first measurement year has been running since 1 July 2026. The final regulations were registered on 18 June 2026, thirteen days before that year began, and the ATO's law companion ruling explaining how to perform the calculation has not yet been published.</w:t>
+            </w:r>
+            <w:r>
+              <w:rPr>
+                <w:rFonts w:ascii="Arial" w:cs="Arial" w:eastAsia="Arial" w:hAnsi="Arial"/>
+                <w:b/>
+                <w:bCs/>
+                <w:color w:val="00806D"/>
+                <w:sz w:val="13"/>
+                <w:szCs w:val="13"/>
+                <w:vertAlign w:val="superscript"/>
+              </w:rPr>
+              <w:t xml:space="preserve"> [S]</w:t>
             </w:r>
           </w:p>
           <w:p>
@@ -234,10 +246,22 @@
               <w:rPr>
                 <w:rFonts w:ascii="Arial" w:cs="Arial" w:eastAsia="Arial" w:hAnsi="Arial"/>
                 <w:color w:val="1A1A1A"/>
-                <w:sz w:val="18"/>
-                <w:szCs w:val="18"/>
-              </w:rPr>
-              <w:t xml:space="preserve">It is not a liquidity event, and the evidence says so. In APRA's own System Risk Stress Test, six large funds absorbed $174 billion of cumulative liquidity demand — just under 16 per cent of net assets — while largely avoiding sales of unlisted assets, primarily selling listed equities instead. Division 296 outflows are a small fraction of that. A framing built on forced asset sales would not survive scrutiny.</w:t>
+                <w:sz w:val="17"/>
+                <w:szCs w:val="17"/>
+              </w:rPr>
+              <w:t xml:space="preserve">It is unlikely to be a liquidity event, though that comparison is this note's, not an official one. APRA's System Risk Stress Test had six large funds absorb $174 billion of cumulative demand — just under 16 per cent of net assets, peaking near $30 billion a month — while largely avoiding unlisted sales, selling listed equities instead. No official estimate of Division 296 outflow exists; scaling Treasury's superseded-design costing to the APRA-regulated share gives an indicative $0.9 billion a year, of the order of 1 per cent of the lump sums those funds already pay. On that order of magnitude a forced-asset-sale framing is not supported. The residual risk is composition, not cash: meeting calls by selling listed assets lifted the unlisted share of MySuper options from roughly 29 to 37 per cent.</w:t>
+            </w:r>
+            <w:r>
+              <w:rPr>
+                <w:rFonts w:ascii="Arial" w:cs="Arial" w:eastAsia="Arial" w:hAnsi="Arial"/>
+                <w:b/>
+                <w:bCs/>
+                <w:color w:val="898781"/>
+                <w:sz w:val="12"/>
+                <w:szCs w:val="12"/>
+                <w:vertAlign w:val="superscript"/>
+              </w:rPr>
+              <w:t xml:space="preserve"> [S] figures · [C] comparison</w:t>
             </w:r>
           </w:p>
           <w:p>
@@ -253,10 +277,22 @@
               <w:rPr>
                 <w:rFonts w:ascii="Arial" w:cs="Arial" w:eastAsia="Arial" w:hAnsi="Arial"/>
                 <w:color w:val="1A1A1A"/>
-                <w:sz w:val="18"/>
-                <w:szCs w:val="18"/>
-              </w:rPr>
-              <w:t xml:space="preserve">The material change is that a trustee judgement now feeds an individual member's personal tax bill. Every large APRA-regulated fund must split fund earnings between members on a 'fair and reasonable' basis it designs itself, and report that figure to the ATO. Two funds holding identical assets for identical members can lawfully report different numbers. No prudential instrument governs how that judgement is made, signed off or independently checked.</w:t>
+                <w:sz w:val="17"/>
+                <w:szCs w:val="17"/>
+              </w:rPr>
+              <w:t xml:space="preserve">The material change is that a trustee judgement now feeds an individual member's personal tax bill. Any APRA-regulated fund with more than six members and at least one member above the threshold must split fund earnings on a 'fair and reasonable' basis it designs itself, and produce that figure to the ATO on request — 28 calendar days for most funds, 10 business days for defined benefit interests. Two funds holding identical assets for identical members can lawfully report different numbers; how far apart has never been measured, and that dispersion is the most consequential unknown here. None of the 27 instruments examined governs how the judgement is made, signed off or checked.</w:t>
+            </w:r>
+            <w:r>
+              <w:rPr>
+                <w:rFonts w:ascii="Arial" w:cs="Arial" w:eastAsia="Arial" w:hAnsi="Arial"/>
+                <w:b/>
+                <w:bCs/>
+                <w:color w:val="0072CE"/>
+                <w:sz w:val="13"/>
+                <w:szCs w:val="13"/>
+                <w:vertAlign w:val="superscript"/>
+              </w:rPr>
+              <w:t xml:space="preserve"> [I]</w:t>
             </w:r>
           </w:p>
           <w:p>
@@ -272,10 +308,22 @@
               <w:rPr>
                 <w:rFonts w:ascii="Arial" w:cs="Arial" w:eastAsia="Arial" w:hAnsi="Arial"/>
                 <w:color w:val="1A1A1A"/>
-                <w:sz w:val="18"/>
-                <w:szCs w:val="18"/>
-              </w:rPr>
-              <w:t xml:space="preserve">The prudential framework mostly already covers this. Of 27 instruments examined, 11 need no change at all and only one needs amending — SRS 611.0, APRA's own member accounts collection, which cannot see above $1 million. The gaps are guidance, supervisory attention, and data — not authority.</w:t>
+                <w:sz w:val="17"/>
+                <w:szCs w:val="17"/>
+              </w:rPr>
+              <w:t xml:space="preserve">The prudential framework mostly already covers this. Of 27 instruments examined, 11 need no change, 11 need supervisory attention, 4 warrant updated guidance, and exactly one needs amending — SRS 611.0, APRA's own member accounts collection, whose top bracket is an open-ended '$1,000,000+', so it cannot tell a $1.1 million account from a $20 million one. The gaps are guidance, supervisory attention and data — not authority.</w:t>
+            </w:r>
+            <w:r>
+              <w:rPr>
+                <w:rFonts w:ascii="Arial" w:cs="Arial" w:eastAsia="Arial" w:hAnsi="Arial"/>
+                <w:b/>
+                <w:bCs/>
+                <w:color w:val="0072CE"/>
+                <w:sz w:val="13"/>
+                <w:szCs w:val="13"/>
+                <w:vertAlign w:val="superscript"/>
+              </w:rPr>
+              <w:t xml:space="preserve"> [I]</w:t>
             </w:r>
           </w:p>
         </w:tc>
@@ -283,7 +331,7 @@
     </w:tbl>
     <w:p>
       <w:pPr>
-        <w:spacing w:after="115" w:before="0" w:line="264"/>
+        <w:spacing w:after="80" w:before="0" w:line="264"/>
       </w:pPr>
       <w:r>
         <w:rPr>
@@ -319,7 +367,7 @@
       <w:r>
         <w:drawing>
           <wp:inline distT="0" distB="0" distL="0" distR="0">
-            <wp:extent cx="6143625" cy="3190875"/>
+            <wp:extent cx="4762500" cy="2371725"/>
             <wp:effectExtent t="0" r="0" b="0" l="0"/>
             <wp:docPr id="1" name="" descr="" title=""/>
             <wp:cNvGraphicFramePr>
@@ -344,7 +392,7 @@
                   <pic:spPr bwMode="auto">
                     <a:xfrm>
                       <a:off x="0" y="0"/>
-                      <a:ext cx="6143625" cy="3190875"/>
+                      <a:ext cx="4762500" cy="2371725"/>
                     </a:xfrm>
                     <a:prstGeom prst="rect">
                       <a:avLst/>
@@ -393,6 +441,9 @@
         <w:gridCol w:w="3302"/>
       </w:tblGrid>
       <w:tr>
+        <w:trPr>
+          <w:cantSplit/>
+        </w:trPr>
         <w:tc>
           <w:tcPr>
             <w:tcW w:type="dxa" w:w="3302"/>
@@ -404,15 +455,15 @@
             </w:tcBorders>
             <w:shd w:fill="F4F9FC" w:color="auto" w:val="clear"/>
             <w:tcMar>
-              <w:top w:type="dxa" w:w="130"/>
-              <w:left w:type="dxa" w:w="150"/>
-              <w:bottom w:type="dxa" w:w="130"/>
-              <w:right w:type="dxa" w:w="150"/>
-            </w:tcMar>
-          </w:tcPr>
-          <w:p>
-            <w:pPr>
-              <w:spacing w:after="30" w:line="300"/>
+              <w:top w:type="dxa" w:w="85"/>
+              <w:left w:type="dxa" w:w="140"/>
+              <w:bottom w:type="dxa" w:w="85"/>
+              <w:right w:type="dxa" w:w="140"/>
+            </w:tcMar>
+          </w:tcPr>
+          <w:p>
+            <w:pPr>
+              <w:spacing w:after="24" w:line="270"/>
             </w:pPr>
             <w:r>
               <w:rPr>
@@ -420,8 +471,8 @@
                 <w:b/>
                 <w:bCs/>
                 <w:color w:val="012169"/>
-                <w:sz w:val="34"/>
-                <w:szCs w:val="34"/>
+                <w:sz w:val="30"/>
+                <w:szCs w:val="30"/>
               </w:rPr>
               <w:t xml:space="preserve">$3m / $10m</w:t>
             </w:r>
@@ -434,22 +485,22 @@
               <w:rPr>
                 <w:rFonts w:ascii="Arial" w:cs="Arial" w:eastAsia="Arial" w:hAnsi="Arial"/>
                 <w:color w:val="52514E"/>
-                <w:sz w:val="14"/>
-                <w:szCs w:val="14"/>
-              </w:rPr>
-              <w:t xml:space="preserve">The two thresholds, both now indexed. Extra tax applies only to the share of earnings above them — so someone just over $3m pays very little.</w:t>
+                <w:sz w:val="13"/>
+                <w:szCs w:val="13"/>
+              </w:rPr>
+              <w:t xml:space="preserve">Both indexed. Tax applies only to the share of earnings above them — roughly $1,800 at $3.2m, $9,000 at $4m, $63,000 at $10m (6% earnings).</w:t>
             </w:r>
             <w:r>
               <w:rPr>
                 <w:rFonts w:ascii="Arial" w:cs="Arial" w:eastAsia="Arial" w:hAnsi="Arial"/>
                 <w:b/>
                 <w:bCs/>
-                <w:color w:val="00806D"/>
+                <w:color w:val="E87722"/>
                 <w:sz w:val="13"/>
                 <w:szCs w:val="13"/>
                 <w:vertAlign w:val="superscript"/>
               </w:rPr>
-              <w:t xml:space="preserve"> [S]</w:t>
+              <w:t xml:space="preserve"> [C]</w:t>
             </w:r>
           </w:p>
         </w:tc>
@@ -464,15 +515,15 @@
             </w:tcBorders>
             <w:shd w:fill="F4F9FC" w:color="auto" w:val="clear"/>
             <w:tcMar>
-              <w:top w:type="dxa" w:w="130"/>
-              <w:left w:type="dxa" w:w="150"/>
-              <w:bottom w:type="dxa" w:w="130"/>
-              <w:right w:type="dxa" w:w="150"/>
-            </w:tcMar>
-          </w:tcPr>
-          <w:p>
-            <w:pPr>
-              <w:spacing w:after="30" w:line="300"/>
+              <w:top w:type="dxa" w:w="85"/>
+              <w:left w:type="dxa" w:w="140"/>
+              <w:bottom w:type="dxa" w:w="85"/>
+              <w:right w:type="dxa" w:w="140"/>
+            </w:tcMar>
+          </w:tcPr>
+          <w:p>
+            <w:pPr>
+              <w:spacing w:after="24" w:line="270"/>
             </w:pPr>
             <w:r>
               <w:rPr>
@@ -480,8 +531,8 @@
                 <w:b/>
                 <w:bCs/>
                 <w:color w:val="012169"/>
-                <w:sz w:val="34"/>
-                <w:szCs w:val="34"/>
+                <w:sz w:val="30"/>
+                <w:szCs w:val="30"/>
               </w:rPr>
               <w:t xml:space="preserve">$1m+</w:t>
             </w:r>
@@ -494,22 +545,22 @@
               <w:rPr>
                 <w:rFonts w:ascii="Arial" w:cs="Arial" w:eastAsia="Arial" w:hAnsi="Arial"/>
                 <w:color w:val="52514E"/>
-                <w:sz w:val="14"/>
-                <w:szCs w:val="14"/>
-              </w:rPr>
-              <w:t xml:space="preserve">APRA's highest member balance bracket — one third of the lower threshold. The affected population cannot be counted or located from APRA's own collections.</w:t>
+                <w:sz w:val="13"/>
+                <w:szCs w:val="13"/>
+              </w:rPr>
+              <w:t xml:space="preserve">APRA's top balance bracket — a third of the lower threshold. The affected population cannot be counted from APRA's collections.</w:t>
             </w:r>
             <w:r>
               <w:rPr>
                 <w:rFonts w:ascii="Arial" w:cs="Arial" w:eastAsia="Arial" w:hAnsi="Arial"/>
                 <w:b/>
                 <w:bCs/>
-                <w:color w:val="00806D"/>
+                <w:color w:val="0072CE"/>
                 <w:sz w:val="13"/>
                 <w:szCs w:val="13"/>
                 <w:vertAlign w:val="superscript"/>
               </w:rPr>
-              <w:t xml:space="preserve"> [S]</w:t>
+              <w:t xml:space="preserve"> [I]</w:t>
             </w:r>
           </w:p>
         </w:tc>
@@ -524,15 +575,15 @@
             </w:tcBorders>
             <w:shd w:fill="F4F9FC" w:color="auto" w:val="clear"/>
             <w:tcMar>
-              <w:top w:type="dxa" w:w="130"/>
-              <w:left w:type="dxa" w:w="150"/>
-              <w:bottom w:type="dxa" w:w="130"/>
-              <w:right w:type="dxa" w:w="150"/>
-            </w:tcMar>
-          </w:tcPr>
-          <w:p>
-            <w:pPr>
-              <w:spacing w:after="30" w:line="300"/>
+              <w:top w:type="dxa" w:w="85"/>
+              <w:left w:type="dxa" w:w="140"/>
+              <w:bottom w:type="dxa" w:w="85"/>
+              <w:right w:type="dxa" w:w="140"/>
+            </w:tcMar>
+          </w:tcPr>
+          <w:p>
+            <w:pPr>
+              <w:spacing w:after="24" w:line="270"/>
             </w:pPr>
             <w:r>
               <w:rPr>
@@ -540,8 +591,8 @@
                 <w:b/>
                 <w:bCs/>
                 <w:color w:val="012169"/>
-                <w:sz w:val="34"/>
-                <w:szCs w:val="34"/>
+                <w:sz w:val="30"/>
+                <w:szCs w:val="30"/>
               </w:rPr>
               <w:t xml:space="preserve">30 Jun 2027</w:t>
             </w:r>
@@ -554,22 +605,22 @@
               <w:rPr>
                 <w:rFonts w:ascii="Arial" w:cs="Arial" w:eastAsia="Arial" w:hAnsi="Arial"/>
                 <w:color w:val="52514E"/>
-                <w:sz w:val="14"/>
-                <w:szCs w:val="14"/>
-              </w:rPr>
-              <w:t xml:space="preserve">First measurement of balances. The attribution method needs to be settled, documented and reproducible well before it.</w:t>
+                <w:sz w:val="13"/>
+                <w:szCs w:val="13"/>
+              </w:rPr>
+              <w:t xml:space="preserve">First measurement of balances. The attribution method must be settled and reproducible well before it.</w:t>
             </w:r>
             <w:r>
               <w:rPr>
                 <w:rFonts w:ascii="Arial" w:cs="Arial" w:eastAsia="Arial" w:hAnsi="Arial"/>
                 <w:b/>
                 <w:bCs/>
-                <w:color w:val="00806D"/>
+                <w:color w:val="0072CE"/>
                 <w:sz w:val="13"/>
                 <w:szCs w:val="13"/>
                 <w:vertAlign w:val="superscript"/>
               </w:rPr>
-              <w:t xml:space="preserve"> [S]</w:t>
+              <w:t xml:space="preserve"> [I]</w:t>
             </w:r>
           </w:p>
         </w:tc>
@@ -643,7 +694,69 @@
           <w:sz w:val="17"/>
           <w:szCs w:val="17"/>
         </w:rPr>
-        <w:t xml:space="preserve">The attribution standard is a discretion, not a formula. The dividing line is fund size, not which regulator applies, so the loose 'fair and reasonable' test falls on the large funds holding almost all the money.</w:t>
+        <w:t xml:space="preserve">The attribution standard is a discretion, not a formula. The dividing line is member count, not which regulator applies: funds with more than six members design their own 'fair and reasonable' basis, while funds of six or fewer — including APRA's own small funds — get a prescribed formula and an annual actuarial certificate. The principles-based test therefore falls on every APRA-regulated fund of any size.</w:t>
+      </w:r>
+      <w:r>
+        <w:rPr>
+          <w:rFonts w:ascii="Arial" w:cs="Arial" w:eastAsia="Arial" w:hAnsi="Arial"/>
+          <w:b/>
+          <w:bCs/>
+          <w:color w:val="0072CE"/>
+          <w:sz w:val="13"/>
+          <w:szCs w:val="13"/>
+          <w:vertAlign w:val="superscript"/>
+        </w:rPr>
+        <w:t xml:space="preserve"> [I]</w:t>
+      </w:r>
+    </w:p>
+    <w:p>
+      <w:pPr>
+        <w:pStyle w:val="ListParagraph"/>
+        <w:numPr>
+          <w:ilvl w:val="0"/>
+          <w:numId w:val="2"/>
+        </w:numPr>
+        <w:spacing w:after="50" w:before="0" w:line="258"/>
+      </w:pPr>
+      <w:r>
+        <w:rPr>
+          <w:rFonts w:ascii="Arial" w:cs="Arial" w:eastAsia="Arial" w:hAnsi="Arial"/>
+          <w:color w:val="1A1A1A"/>
+          <w:sz w:val="17"/>
+          <w:szCs w:val="17"/>
+        </w:rPr>
+        <w:t xml:space="preserve">It is a member-equity problem wearing a tax label. A whole-of-fund tax figure and a daily unit price cannot be reconciled exactly, so any method advantages some members over others — and ASFA has asked that the judgement sit outside AFCA's reach.</w:t>
+      </w:r>
+      <w:r>
+        <w:rPr>
+          <w:rFonts w:ascii="Arial" w:cs="Arial" w:eastAsia="Arial" w:hAnsi="Arial"/>
+          <w:b/>
+          <w:bCs/>
+          <w:color w:val="E87722"/>
+          <w:sz w:val="13"/>
+          <w:szCs w:val="13"/>
+          <w:vertAlign w:val="superscript"/>
+        </w:rPr>
+        <w:t xml:space="preserve"> [C]</w:t>
+      </w:r>
+    </w:p>
+    <w:p>
+      <w:pPr>
+        <w:pStyle w:val="ListParagraph"/>
+        <w:numPr>
+          <w:ilvl w:val="0"/>
+          <w:numId w:val="2"/>
+        </w:numPr>
+        <w:spacing w:after="50" w:before="0" w:line="258"/>
+      </w:pPr>
+      <w:r>
+        <w:rPr>
+          <w:rFonts w:ascii="Arial" w:cs="Arial" w:eastAsia="Arial" w:hAnsi="Arial"/>
+          <w:color w:val="1A1A1A"/>
+          <w:sz w:val="17"/>
+          <w:szCs w:val="17"/>
+        </w:rPr>
+        <w:t xml:space="preserve">There is a hard new duty on a short clock: 14 days for a fund to tell the ATO when an end benefit will be paid, and 7 to correct a material error. The Commissioner keeps the Division 296 debt account for decades, so the fund's member-level records behind it must survive mergers, transfers and changes of administrator — on a transfer protocol that has not yet been settled.</w:t>
       </w:r>
       <w:r>
         <w:rPr>
@@ -674,69 +787,7 @@
           <w:sz w:val="17"/>
           <w:szCs w:val="17"/>
         </w:rPr>
-        <w:t xml:space="preserve">It is a member-equity problem wearing a tax label. A whole-of-fund tax figure and a daily unit price cannot be reconciled exactly, so any method advantages some members over others — and industry has asked that the judgement sit outside AFCA's reach.</w:t>
-      </w:r>
-      <w:r>
-        <w:rPr>
-          <w:rFonts w:ascii="Arial" w:cs="Arial" w:eastAsia="Arial" w:hAnsi="Arial"/>
-          <w:b/>
-          <w:bCs/>
-          <w:color w:val="E87722"/>
-          <w:sz w:val="13"/>
-          <w:szCs w:val="13"/>
-          <w:vertAlign w:val="superscript"/>
-        </w:rPr>
-        <w:t xml:space="preserve"> [C]</w:t>
-      </w:r>
-    </w:p>
-    <w:p>
-      <w:pPr>
-        <w:pStyle w:val="ListParagraph"/>
-        <w:numPr>
-          <w:ilvl w:val="0"/>
-          <w:numId w:val="2"/>
-        </w:numPr>
-        <w:spacing w:after="50" w:before="0" w:line="258"/>
-      </w:pPr>
-      <w:r>
-        <w:rPr>
-          <w:rFonts w:ascii="Arial" w:cs="Arial" w:eastAsia="Arial" w:hAnsi="Arial"/>
-          <w:color w:val="1A1A1A"/>
-          <w:sz w:val="17"/>
-          <w:szCs w:val="17"/>
-        </w:rPr>
-        <w:t xml:space="preserve">There is a hard new duty on a short clock: 14 days for a fund to tell the ATO when an end benefit will be paid, and 7 to correct an error — attached to debt accounts that must survive mergers, transfers and changes of administrator.</w:t>
-      </w:r>
-      <w:r>
-        <w:rPr>
-          <w:rFonts w:ascii="Arial" w:cs="Arial" w:eastAsia="Arial" w:hAnsi="Arial"/>
-          <w:b/>
-          <w:bCs/>
-          <w:color w:val="00806D"/>
-          <w:sz w:val="13"/>
-          <w:szCs w:val="13"/>
-          <w:vertAlign w:val="superscript"/>
-        </w:rPr>
-        <w:t xml:space="preserve"> [S]</w:t>
-      </w:r>
-    </w:p>
-    <w:p>
-      <w:pPr>
-        <w:pStyle w:val="ListParagraph"/>
-        <w:numPr>
-          <w:ilvl w:val="0"/>
-          <w:numId w:val="2"/>
-        </w:numPr>
-        <w:spacing w:after="50" w:before="0" w:line="258"/>
-      </w:pPr>
-      <w:r>
-        <w:rPr>
-          <w:rFonts w:ascii="Arial" w:cs="Arial" w:eastAsia="Arial" w:hAnsi="Arial"/>
-          <w:color w:val="1A1A1A"/>
-          <w:sz w:val="17"/>
-          <w:szCs w:val="17"/>
-        </w:rPr>
-        <w:t xml:space="preserve">The affected population is largely invisible to the prudential regulator. APRA's highest published balance bracket is $1 million, and because the threshold spans everything a person holds, no per-fund collection could ever produce that view.</w:t>
+        <w:t xml:space="preserve">The affected population is largely invisible to the prudential regulator. APRA's highest published balance bracket is $1 million, and more brackets would show where the very large accounts sit — but because the threshold spans everything a person holds across every fund, no per-fund collection can produce the threshold view. Only the ATO holds that.</w:t>
       </w:r>
       <w:r>
         <w:rPr>
@@ -2368,7 +2419,7 @@
           <w:sz w:val="13"/>
           <w:szCs w:val="13"/>
         </w:rPr>
-        <w:t xml:space="preserve">A = raise now · B = press and monitor · C = watch.  Scores out of 5.  All 18 issues are in Annex A.</w:t>
+        <w:t xml:space="preserve">A = high materiality, directly actionable · B = material, indirect or contingent · C = peripheral to the prudential remit.  Scores out of 5.  All 18 issues are in Annex A.</w:t>
       </w:r>
     </w:p>
     <w:p>
@@ -2397,16 +2448,16 @@
     </w:p>
     <w:p>
       <w:pPr>
-        <w:spacing w:after="80" w:before="0" w:line="264"/>
+        <w:spacing w:after="70" w:before="0" w:line="264"/>
       </w:pPr>
       <w:r>
         <w:rPr>
           <w:rFonts w:ascii="Arial" w:cs="Arial" w:eastAsia="Arial" w:hAnsi="Arial"/>
           <w:color w:val="1A1A1A"/>
-          <w:sz w:val="17"/>
-          <w:szCs w:val="17"/>
-        </w:rPr>
-        <w:t xml:space="preserve">The most useful finding here is a negative one. Division 296 does not require the prudential framework to be rewritten. Of 27 instruments examined: 11 need no change at all, 11 need only supervisory attention, 4 warrant updated guidance, and exactly one needs amending — SRS 611.0, APRA's own member accounts collection, whose highest balance bracket stops at a third of the lower threshold. The authority already exists. SPG 530 expressly names a change in government policy affecting access to member assets as a liquidity stress factor, and CPS 230 already requires fund administration to be treated as a critical operation. What is missing is guidance confirming these obligations apply to a tax event as much as a market one, supervisory attention on the cohort least able to absorb it, and data granular enough to observe how the measure lands.</w:t>
+          <w:sz w:val="16"/>
+          <w:szCs w:val="16"/>
+        </w:rPr>
+        <w:t xml:space="preserve">The most useful finding here is a negative one. Division 296 does not require the prudential framework to be rewritten. Of 27 instruments examined: 11 need no change at all, 11 need only supervisory attention, 4 warrant updated guidance, and exactly one needs amending — SRS 611.0, APRA's own member accounts collection, whose top bracket opens at $1,000,000 — a third of the lower threshold — and is not subdivided above it. The authority already exists. SPS 530 requires a Board-approved investment stress testing programme covering adverse scenarios, and SPG 530 para 79(e) expressly names a change in government policy affecting access to accrued member assets as a liquidity stress factor a prudent licensee would consider; CPS 230 para 36(c) requires an RSE licensee to classify investment management and fund administration as critical operations unless it can justify otherwise. What is missing is guidance confirming these obligations apply to a tax event as much as a market one, supervisory attention on the cohort facing the hardest attribution problem, and data granular enough to observe how the measure lands.</w:t>
       </w:r>
     </w:p>
     <w:p>
@@ -2417,7 +2468,7 @@
       <w:r>
         <w:drawing>
           <wp:inline distT="0" distB="0" distL="0" distR="0">
-            <wp:extent cx="6143625" cy="1381125"/>
+            <wp:extent cx="5191125" cy="1171575"/>
             <wp:effectExtent t="0" r="0" b="0" l="0"/>
             <wp:docPr id="1" name="" descr="" title=""/>
             <wp:cNvGraphicFramePr>
@@ -2442,7 +2493,7 @@
                   <pic:spPr bwMode="auto">
                     <a:xfrm>
                       <a:off x="0" y="0"/>
-                      <a:ext cx="6143625" cy="1381125"/>
+                      <a:ext cx="5191125" cy="1171575"/>
                     </a:xfrm>
                     <a:prstGeom prst="rect">
                       <a:avLst/>
@@ -2488,7 +2539,7 @@
           <w:sz w:val="22"/>
           <w:szCs w:val="22"/>
         </w:rPr>
-        <w:t xml:space="preserve">The runway — and APRA's window to act</w:t>
+        <w:t xml:space="preserve">The runway — when the method fixes</w:t>
       </w:r>
     </w:p>
     <w:p>
@@ -2499,7 +2550,7 @@
       <w:r>
         <w:drawing>
           <wp:inline distT="0" distB="0" distL="0" distR="0">
-            <wp:extent cx="6143625" cy="2095500"/>
+            <wp:extent cx="5191125" cy="1704975"/>
             <wp:effectExtent t="0" r="0" b="0" l="0"/>
             <wp:docPr id="1" name="" descr="" title=""/>
             <wp:cNvGraphicFramePr>
@@ -2524,7 +2575,7 @@
                   <pic:spPr bwMode="auto">
                     <a:xfrm>
                       <a:off x="0" y="0"/>
-                      <a:ext cx="6143625" cy="2095500"/>
+                      <a:ext cx="5191125" cy="1704975"/>
                     </a:xfrm>
                     <a:prstGeom prst="rect">
                       <a:avLst/>
@@ -2551,7 +2602,7 @@
           <w:sz w:val="13"/>
           <w:szCs w:val="13"/>
         </w:rPr>
-        <w:t xml:space="preserve">Figure 4 — The runway. Influence over the design is real only in the near term.</w:t>
+        <w:t xml:space="preserve">Figure 4 — The runway. The method fixes when the ATO guidance finalises; the first measurement locks at 30 June 2027.</w:t>
       </w:r>
     </w:p>
     <w:p>
@@ -2580,7 +2631,7 @@
           <w:ilvl w:val="0"/>
           <w:numId w:val="2"/>
         </w:numPr>
-        <w:spacing w:after="48" w:line="246"/>
+        <w:spacing w:after="34" w:line="236"/>
       </w:pPr>
       <w:r>
         <w:rPr>
@@ -2598,10 +2649,10 @@
         <w:rPr>
           <w:rFonts w:ascii="Arial" w:cs="Arial" w:eastAsia="Arial" w:hAnsi="Arial"/>
           <w:color w:val="1A1A1A"/>
-          <w:sz w:val="18"/>
-          <w:szCs w:val="18"/>
-        </w:rPr>
-        <w:t xml:space="preserve">Carry a prudential perspective into the attribution work still under way. APRA engages with Treasury and the ATO, and the remaining calculation and attribution design is progressing through an ATO co-design process. There would be value in the prudential and member-outcomes dimensions being reflected in it.</w:t>
+          <w:sz w:val="17"/>
+          <w:szCs w:val="17"/>
+        </w:rPr>
+        <w:t xml:space="preserve">The attribution work still under way is the last point at which prudential and member-outcomes considerations can be reflected in how the measure operates. The attribution rule itself is settled in the final regulations; what remains open is the ATO's guidance on applying it, developed with industry through a co-design process. APRA engages with Treasury and the ATO.</w:t>
       </w:r>
       <w:r>
         <w:rPr>
@@ -2623,7 +2674,7 @@
           <w:ilvl w:val="0"/>
           <w:numId w:val="2"/>
         </w:numPr>
-        <w:spacing w:after="48" w:line="246"/>
+        <w:spacing w:after="34" w:line="236"/>
       </w:pPr>
       <w:r>
         <w:rPr>
@@ -2641,10 +2692,10 @@
         <w:rPr>
           <w:rFonts w:ascii="Arial" w:cs="Arial" w:eastAsia="Arial" w:hAnsi="Arial"/>
           <w:color w:val="1A1A1A"/>
-          <w:sz w:val="18"/>
-          <w:szCs w:val="18"/>
-        </w:rPr>
-        <w:t xml:space="preserve">A short letter to RSE licensees confirming that existing obligations already apply would need no new instrument — fund administration as a critical operation under CPS 230, policy-driven liquidity stress under SPG 530, and the annual board risk declaration under SPS 220.</w:t>
+          <w:sz w:val="17"/>
+          <w:szCs w:val="17"/>
+        </w:rPr>
+        <w:t xml:space="preserve">Confirming that existing obligations already attach would not require a new instrument: fund administration as a critical operation under CPS 230 para 36(c), investment stress testing covering adverse scenarios under SPS 530, and the annual risk management declaration under SPS 220. SPG 530 already names policy-driven liquidity stress as a factor a prudent licensee would consider, but it is guidance rather than an enforceable standard.</w:t>
       </w:r>
       <w:r>
         <w:rPr>
@@ -2666,7 +2717,7 @@
           <w:ilvl w:val="0"/>
           <w:numId w:val="2"/>
         </w:numPr>
-        <w:spacing w:after="48" w:line="246"/>
+        <w:spacing w:after="34" w:line="236"/>
       </w:pPr>
       <w:r>
         <w:rPr>
@@ -2684,8 +2735,8 @@
         <w:rPr>
           <w:rFonts w:ascii="Arial" w:cs="Arial" w:eastAsia="Arial" w:hAnsi="Arial"/>
           <w:color w:val="1A1A1A"/>
-          <w:sz w:val="18"/>
-          <w:szCs w:val="18"/>
+          <w:sz w:val="17"/>
+          <w:szCs w:val="17"/>
         </w:rPr>
         <w:t xml:space="preserve">The material service provider registers APRA already holds can map which administrators will build this for how many funds, allowing engagement provider by provider rather than licensee by licensee.</w:t>
       </w:r>
@@ -2709,7 +2760,7 @@
           <w:ilvl w:val="0"/>
           <w:numId w:val="2"/>
         </w:numPr>
-        <w:spacing w:after="48" w:line="246"/>
+        <w:spacing w:after="34" w:line="236"/>
       </w:pPr>
       <w:r>
         <w:rPr>
@@ -2727,10 +2778,10 @@
         <w:rPr>
           <w:rFonts w:ascii="Arial" w:cs="Arial" w:eastAsia="Arial" w:hAnsi="Arial"/>
           <w:color w:val="1A1A1A"/>
-          <w:sz w:val="18"/>
-          <w:szCs w:val="18"/>
-        </w:rPr>
-        <w:t xml:space="preserve">The supervisory cohort is already named: the platform and wrap trustees identified in APRA's December 2024 thematic review, who hold the highest share of very large accounts and face the hardest attribution problem.</w:t>
+          <w:sz w:val="17"/>
+          <w:szCs w:val="17"/>
+        </w:rPr>
+        <w:t xml:space="preserve">A defensible cohort can be built from material APRA already holds: platform, wrap and member-directed trustees, where members choose their own investments so the attribution method changes the answer, and which show the highest concentration of accounts above $1 million in APRA's Quarterly Superannuation Fund Statistics (March 2026, Table 3). The December 2024 thematic is indicative of governance capacity in that group, not evidence about tax administration.</w:t>
       </w:r>
       <w:r>
         <w:rPr>
@@ -2752,7 +2803,7 @@
           <w:ilvl w:val="0"/>
           <w:numId w:val="2"/>
         </w:numPr>
-        <w:spacing w:after="48" w:line="246"/>
+        <w:spacing w:after="34" w:line="236"/>
       </w:pPr>
       <w:r>
         <w:rPr>
@@ -2770,10 +2821,10 @@
         <w:rPr>
           <w:rFonts w:ascii="Arial" w:cs="Arial" w:eastAsia="Arial" w:hAnsi="Arial"/>
           <w:color w:val="1A1A1A"/>
-          <w:sz w:val="18"/>
-          <w:szCs w:val="18"/>
-        </w:rPr>
-        <w:t xml:space="preserve">Funds could be asked to model the 30 June 2027 measurement date — a stress SPG 530 already contemplates.</w:t>
+          <w:sz w:val="17"/>
+          <w:szCs w:val="17"/>
+        </w:rPr>
+        <w:t xml:space="preserve">Modelling the 30 June 2027 measurement date falls within the investment stress testing programme SPS 530 already requires, and SPG 530 para 79(e) gives policy-driven events as an example of a liquidity stress factor a prudent licensee would consider.</w:t>
       </w:r>
       <w:r>
         <w:rPr>
@@ -2795,7 +2846,7 @@
           <w:ilvl w:val="0"/>
           <w:numId w:val="2"/>
         </w:numPr>
-        <w:spacing w:after="48" w:line="246"/>
+        <w:spacing w:after="0" w:line="236"/>
       </w:pPr>
       <w:r>
         <w:rPr>
@@ -2813,10 +2864,10 @@
         <w:rPr>
           <w:rFonts w:ascii="Arial" w:cs="Arial" w:eastAsia="Arial" w:hAnsi="Arial"/>
           <w:color w:val="1A1A1A"/>
-          <w:sz w:val="18"/>
-          <w:szCs w:val="18"/>
-        </w:rPr>
-        <w:t xml:space="preserve">The data gap is fixable: extend the SRS 611.0 balance brackets above the thresholds, decompose SRS 551.0 outflows by driver, and agree an information-sharing route with the ATO for total superannuation balance.</w:t>
+          <w:sz w:val="17"/>
+          <w:szCs w:val="17"/>
+        </w:rPr>
+        <w:t xml:space="preserve">Two parts of the data gap sit within APRA's own collections: the SRS 611.0 balance brackets could be extended above the thresholds, and outflows decomposed by driver. The third does not — an ATO information-sharing route for total superannuation balance turns on whether the taxation secrecy provisions permit it. If they do not, the remedy is legislative and belongs to Treasury.</w:t>
       </w:r>
       <w:r>
         <w:rPr>
@@ -2831,133 +2882,6 @@
         <w:t xml:space="preserve"> [I]</w:t>
       </w:r>
     </w:p>
-    <w:p>
-      <w:pPr>
-        <w:spacing w:after="60" w:before="0" w:line="264"/>
-      </w:pPr>
-      <w:r>
-        <w:rPr>
-          <w:rFonts w:ascii="Arial" w:cs="Arial" w:eastAsia="Arial" w:hAnsi="Arial"/>
-          <w:color w:val="1A1A1A"/>
-          <w:sz w:val="19"/>
-          <w:szCs w:val="19"/>
-        </w:rPr>
-        <w:t xml:space="preserve"/>
-      </w:r>
-    </w:p>
-    <w:tbl>
-      <w:tblPr>
-        <w:tblW w:type="dxa" w:w="9906"/>
-        <w:tblBorders>
-          <w:top w:val="single" w:color="auto" w:sz="4"/>
-          <w:left w:val="single" w:color="auto" w:sz="4"/>
-          <w:bottom w:val="single" w:color="auto" w:sz="4"/>
-          <w:right w:val="single" w:color="auto" w:sz="4"/>
-          <w:insideH w:val="single" w:color="auto" w:sz="4"/>
-          <w:insideV w:val="single" w:color="auto" w:sz="4"/>
-        </w:tblBorders>
-        <w:tblLayout w:type="fixed"/>
-      </w:tblPr>
-      <w:tblGrid>
-        <w:gridCol w:w="9906"/>
-      </w:tblGrid>
-      <w:tr>
-        <w:tc>
-          <w:tcPr>
-            <w:tcW w:type="dxa" w:w="9906"/>
-            <w:tcBorders>
-              <w:top w:val="none" w:color="FFFFFF" w:sz="0"/>
-              <w:left w:val="single" w:color="00B398" w:sz="18"/>
-              <w:bottom w:val="none" w:color="FFFFFF" w:sz="0"/>
-              <w:right w:val="none" w:color="FFFFFF" w:sz="0"/>
-            </w:tcBorders>
-            <w:shd w:fill="F4F9FC" w:color="auto" w:val="clear"/>
-            <w:tcMar>
-              <w:top w:type="dxa" w:w="90"/>
-              <w:left w:type="dxa" w:w="150"/>
-              <w:bottom w:type="dxa" w:w="90"/>
-              <w:right w:type="dxa" w:w="150"/>
-            </w:tcMar>
-          </w:tcPr>
-          <w:p>
-            <w:pPr>
-              <w:spacing w:after="0" w:line="240"/>
-            </w:pPr>
-            <w:r>
-              <w:rPr>
-                <w:rFonts w:ascii="Arial" w:cs="Arial" w:eastAsia="Arial" w:hAnsi="Arial"/>
-                <w:b/>
-                <w:bCs/>
-                <w:color w:val="012169"/>
-                <w:sz w:val="14"/>
-                <w:szCs w:val="14"/>
-              </w:rPr>
-              <w:t xml:space="preserve">How to read the provenance marks.  </w:t>
-            </w:r>
-            <w:r>
-              <w:rPr>
-                <w:rFonts w:ascii="Arial" w:cs="Arial" w:eastAsia="Arial" w:hAnsi="Arial"/>
-                <w:b/>
-                <w:bCs/>
-                <w:color w:val="00806D"/>
-                <w:sz w:val="14"/>
-                <w:szCs w:val="14"/>
-              </w:rPr>
-              <w:t xml:space="preserve">[S]</w:t>
-            </w:r>
-            <w:r>
-              <w:rPr>
-                <w:rFonts w:ascii="Arial" w:cs="Arial" w:eastAsia="Arial" w:hAnsi="Arial"/>
-                <w:color w:val="52514E"/>
-                <w:sz w:val="14"/>
-                <w:szCs w:val="14"/>
-              </w:rPr>
-              <w:t xml:space="preserve"> Sourced — stated in a citable document.  </w:t>
-            </w:r>
-            <w:r>
-              <w:rPr>
-                <w:rFonts w:ascii="Arial" w:cs="Arial" w:eastAsia="Arial" w:hAnsi="Arial"/>
-                <w:b/>
-                <w:bCs/>
-                <w:color w:val="0072CE"/>
-                <w:sz w:val="14"/>
-                <w:szCs w:val="14"/>
-              </w:rPr>
-              <w:t xml:space="preserve">[I]</w:t>
-            </w:r>
-            <w:r>
-              <w:rPr>
-                <w:rFonts w:ascii="Arial" w:cs="Arial" w:eastAsia="Arial" w:hAnsi="Arial"/>
-                <w:color w:val="52514E"/>
-                <w:sz w:val="14"/>
-                <w:szCs w:val="14"/>
-              </w:rPr>
-              <w:t xml:space="preserve"> Inferred — reasoning from sourced facts.  </w:t>
-            </w:r>
-            <w:r>
-              <w:rPr>
-                <w:rFonts w:ascii="Arial" w:cs="Arial" w:eastAsia="Arial" w:hAnsi="Arial"/>
-                <w:b/>
-                <w:bCs/>
-                <w:color w:val="E87722"/>
-                <w:sz w:val="14"/>
-                <w:szCs w:val="14"/>
-              </w:rPr>
-              <w:t xml:space="preserve">[C]</w:t>
-            </w:r>
-            <w:r>
-              <w:rPr>
-                <w:rFonts w:ascii="Arial" w:cs="Arial" w:eastAsia="Arial" w:hAnsi="Arial"/>
-                <w:color w:val="52514E"/>
-                <w:sz w:val="14"/>
-                <w:szCs w:val="14"/>
-              </w:rPr>
-              <w:t xml:space="preserve"> Created — original analysis for this note, flagged deliberately.  Citations and reasoning chains are in Annex C.</w:t>
-            </w:r>
-          </w:p>
-        </w:tc>
-      </w:tr>
-    </w:tbl>
     <w:p>
       <w:r>
         <w:br w:type="page"/>
@@ -3973,7 +3897,7 @@
                 <w:sz w:val="14"/>
                 <w:szCs w:val="14"/>
               </w:rPr>
-              <w:t xml:space="preserve">The 'fair and reasonable' attribution standard for funds with more than six members, and the prescribed formula plus actuarial certificate for funds with six or fewer. Made 11 June 2026, registered 18 June 2026 — twelve days before the first measurement year began.</w:t>
+              <w:t xml:space="preserve">The 'fair and reasonable' attribution standard for funds with more than six members, and the prescribed formula plus actuarial certificate for funds with six or fewer. Made 11 June 2026, registered 18 June 2026 — thirteen days before the first measurement year began.</w:t>
             </w:r>
           </w:p>
         </w:tc>
@@ -4072,7 +3996,7 @@
       <w:r>
         <w:drawing>
           <wp:inline distT="0" distB="0" distL="0" distR="0">
-            <wp:extent cx="6143625" cy="1209675"/>
+            <wp:extent cx="6143625" cy="609600"/>
             <wp:effectExtent t="0" r="0" b="0" l="0"/>
             <wp:docPr id="1" name="" descr="" title=""/>
             <wp:cNvGraphicFramePr>
@@ -4097,7 +4021,7 @@
                   <pic:spPr bwMode="auto">
                     <a:xfrm>
                       <a:off x="0" y="0"/>
-                      <a:ext cx="6143625" cy="1209675"/>
+                      <a:ext cx="6143625" cy="609600"/>
                     </a:xfrm>
                     <a:prstGeom prst="rect">
                       <a:avLst/>
@@ -4672,7 +4596,7 @@
           <w:sz w:val="14"/>
           <w:szCs w:val="14"/>
         </w:rPr>
-        <w:t xml:space="preserve">LIKELIHOOD PROPOSITION: P(a material licensee fails, or materially misstates, its first Tax Office information request or a release authority payment during the FY2027-28 window, in a way requiring member-level rectification) = 3. It is not near-certain: there will be a Tax Office co-design process, a law companion ruling and at least one dry run before the first request lands.  ·  SOURCED: response windows - defined benefit and alternative-method funds 'generally given 10 business days to respond'; other APRA funds 'will commence issuing in April, with a response period of 28 calendar days' - ATO Superannuation Administration Group key messages, 20 May 2026, https://www.ato.gov.au/about-ato/consultation/in-detail/stakeholder-relationship-groups-key-messages/superannuation-administration-group/superannuation-administration-group-key-messages-20-may-2026 . CAVEAT: the 18 February 2026 key messages record different indicative dates (DB requests from November 2027, other APRA funds February 2028). The schedule moved between meetings and no year is stated in the May quote. Treat all dates as ATO indicative planning dates, not settled.  ·  SOURCED: final regulations F2026L00726 made 11 June 2026, registered 18 June 2026 - twelve days before the first measurement year began - https://www.legislation.gov.au/F2026L00726/asmade  ·  SOURCED: the ATO advice-under-development programme for superannuation (last updated 6 July 2026) lists five items, none of them Division 296 - https://www.ato.gov.au/about-ato/ato-advice-and-guidance/advice-under-development-program/advice-under-development-superannuation-issues . The separate ATO statement that it is 'currently drafting a law companion ruling' appears in ATO super funds newsroom material, not on this page; cite it to its own source or drop the quote.  ·  SOURCED: ASFA - 'It is relatively common for funds with more than 6 members to amend tax returns after they have been lodged ... (in particular, unlisted investment income)'; typical variation 'a few basis points'; ASFA asks for a 5% materiality threshold and a 12-month post-year-end reporting window - ASFA submission to Treasury, 7 April 2026, pp.4-5, https://www.superannuation.asn.au/wp-content/uploads/2026/05/202619_Treasury_Division-296_Regulations_7_April.pdf  ·  SOURCED: Tax Institute - amendment periods 'may extend for up to four years', so funds 'may be required to retrospectively identify affected members and re-perform attribution calculations across multiple income years' - Tax Institute submission, 16 April 2026  ·  SOURCED (existing release authority regime, NOT yet confirmed for Division 296): for existing release authority types APRA-regulated funds must pay and send the release authority statement within 10 business days, with a non-compliance penalty up to 20 penalty units, and the cashing order permits release of preserved benefits third in priority - https://www.ato.gov.au/tax-and-super-professionals/for-superannuation-professionals/apra-regulated-funds/paying-benefits/releasing-benefits/release-authorities . The ATO's published list of release authority types does not yet include Division 296, so the specific Division 296 timeframe is unconfirmed. Do not state the ten-day clock as settled for this tax.  ·  SOURCED: the successor fund transfer protocol 'needs to be updated to accommodate the reporting of Div 296 tax information', and funds must amend Division 296 information within 30 days of becoming aware of a change - ATO Superannuation Administration Group key messages, 17 June 2025. CAVEAT: this material predates the October 2025 redesign and the enacted regulations and may have been overtaken. The associated 2025 'retrospective law' concern is obsolete - Royal Assent (13 March 2026) precedes commencement (1 July 2026), so there is no retrospectivity of the kind described.  ·  SOURCED: the ATO will reuse the existing Division 293 and Division Deferred SuperStream product type codes for Division 296 release authorities, distinguished by a reference number, avoiding a SuperStream change - ATO Superannuation Administration Group key messages, 17 June 2025. IMPORTANT DISCLOSURE: ASFA asked for exactly this reuse on cost-to-members grounds ('The ATO should use the existing Div 293 Release Authority channel and messaging in SuperStream with the messaging tagged'). APRA should therefore NOT ask for a new message type; the proportionate ask is a machine-readable Division 296 flag on the existing message so the flow can be isolated in fund and regulator reporting.  ·  INFERRED CHAIN: calculation, attribution, lodgement and release-authority payment are all fund administration; fund administration is a default critical operation under CPS 230 para 36(c); therefore the obligation binds today with no amendment, and the external response windows are natural CPS 230 para 38 tolerance levels.  ·  GAP: SPS 515 paragraph numbers carry a plus-or-minus-one risk; verify against the registered instrument before formal citation.</w:t>
+        <w:t xml:space="preserve">LIKELIHOOD PROPOSITION: P(a material licensee fails, or materially misstates, its first Tax Office information request or a release authority payment during the FY2027-28 window, in a way requiring member-level rectification) = 3. It is not near-certain: there will be a Tax Office co-design process, a law companion ruling and at least one dry run before the first request lands.  ·  SOURCED: response windows - defined benefit and alternative-method funds 'generally given 10 business days to respond'; other APRA funds 'will commence issuing in April, with a response period of 28 calendar days' - ATO Superannuation Administration Group key messages, 20 May 2026, https://www.ato.gov.au/about-ato/consultation/in-detail/stakeholder-relationship-groups-key-messages/superannuation-administration-group/superannuation-administration-group-key-messages-20-may-2026 . CAVEAT: the 18 February 2026 key messages record different indicative dates (DB requests from November 2027, other APRA funds February 2028). The schedule moved between meetings and no year is stated in the May quote. Treat all dates as ATO indicative planning dates, not settled.  ·  SOURCED: final regulations F2026L00726 made 11 June 2026, registered 18 June 2026 - thirteen days before the first measurement year began - https://www.legislation.gov.au/F2026L00726/asmade  ·  SOURCED: the ATO advice-under-development programme for superannuation (last updated 6 July 2026) lists five items, none of them Division 296 - https://www.ato.gov.au/about-ato/ato-advice-and-guidance/advice-under-development-program/advice-under-development-superannuation-issues . The separate ATO statement that it is 'currently drafting a law companion ruling' appears in ATO super funds newsroom material, not on this page; cite it to its own source or drop the quote.  ·  SOURCED: ASFA - 'It is relatively common for funds with more than 6 members to amend tax returns after they have been lodged ... (in particular, unlisted investment income)'; typical variation 'a few basis points'; ASFA asks for a 5% materiality threshold and a 12-month post-year-end reporting window - ASFA submission to Treasury, 7 April 2026, pp.4-5, https://www.superannuation.asn.au/wp-content/uploads/2026/05/202619_Treasury_Division-296_Regulations_7_April.pdf  ·  SOURCED: Tax Institute - amendment periods 'may extend for up to four years', so funds 'may be required to retrospectively identify affected members and re-perform attribution calculations across multiple income years' - Tax Institute submission, 16 April 2026  ·  SOURCED (existing release authority regime, NOT yet confirmed for Division 296): for existing release authority types APRA-regulated funds must pay and send the release authority statement within 10 business days, with a non-compliance penalty up to 20 penalty units, and the cashing order permits release of preserved benefits third in priority - https://www.ato.gov.au/tax-and-super-professionals/for-superannuation-professionals/apra-regulated-funds/paying-benefits/releasing-benefits/release-authorities . The ATO's published list of release authority types does not yet include Division 296, so the specific Division 296 timeframe is unconfirmed. Do not state the ten-day clock as settled for this tax.  ·  SOURCED: the successor fund transfer protocol 'needs to be updated to accommodate the reporting of Div 296 tax information', and funds must amend Division 296 information within 30 days of becoming aware of a change - ATO Superannuation Administration Group key messages, 17 June 2025. CAVEAT: this material predates the October 2025 redesign and the enacted regulations and may have been overtaken. The associated 2025 'retrospective law' concern is obsolete - Royal Assent (13 March 2026) precedes commencement (1 July 2026), so there is no retrospectivity of the kind described.  ·  SOURCED: the ATO will reuse the existing Division 293 and Division Deferred SuperStream product type codes for Division 296 release authorities, distinguished by a reference number, avoiding a SuperStream change - ATO Superannuation Administration Group key messages, 17 June 2025. IMPORTANT DISCLOSURE: ASFA asked for exactly this reuse on cost-to-members grounds ('The ATO should use the existing Div 293 Release Authority channel and messaging in SuperStream with the messaging tagged'). APRA should therefore NOT ask for a new message type; the proportionate ask is a machine-readable Division 296 flag on the existing message so the flow can be isolated in fund and regulator reporting.  ·  INFERRED CHAIN: calculation, attribution, lodgement and release-authority payment are all fund administration; fund administration is a default critical operation under CPS 230 para 36(c); therefore the obligation binds today with no amendment, and the external response windows are natural CPS 230 para 38 tolerance levels.  ·  GAP: SPS 515 paragraph numbers carry a plus-or-minus-one risk; verify against the registered instrument before formal citation.</w:t>
       </w:r>
     </w:p>
     <w:p>
@@ -5210,7 +5134,7 @@
           <w:sz w:val="17"/>
           <w:szCs w:val="17"/>
         </w:rPr>
-        <w:t xml:space="preserve">The conflict is smaller than under the old design but sharper in character: it now touches a small, wealthy, individually identifiable group and produces a personal tax consequence, not only a unit-pricing one. The reputational exposure runs to APRA as much as to trustees, because APRA published adverse findings on this exact control in December 2024 and knew the measure commenced 1 July 2026. Supervisors should not treat the removal of unrealised-gains taxation as closing the valuation governance question.</w:t>
+        <w:t xml:space="preserve">The conflict is smaller than under the old design but sharper in character: it now touches a small, wealthy, individually identifiable group and produces a personal tax consequence, not only a unit-pricing one. The reputational exposure runs to APRA as much as to trustees, because APRA published adverse findings on this exact control in December 2024 and knew the measure first applies from 1 July 2026 (the start of the 2026-27 income year). Supervisors should not treat the removal of unrealised-gains taxation as closing the valuation governance question.</w:t>
       </w:r>
     </w:p>
     <w:p>
@@ -5635,7 +5559,7 @@
           <w:sz w:val="17"/>
           <w:szCs w:val="17"/>
         </w:rPr>
-        <w:t xml:space="preserve">Payday Super also commenced on 1 July 2026. It requires funds to receive and allocate contributions, or return them, within three business days, delivered through a new data standard that started the same day. In March 2026 APRA wrote to all trustees warning that many were not on track. Both changes land on the same administration platforms, the same data pipelines and the same limited pool of administrator change capacity, in the same year. Payday Super has the earlier, louder and more visible deadline. Division 296 is the one with no published guidance, no external assurance and a four-year tail during which errors can be reopened. When capacity is short, that is the one that slips.</w:t>
+        <w:t xml:space="preserve">Payday Super also first applied from 1 July 2026 (the start of the 2026-27 income year). It requires funds to receive and allocate contributions, or return them, within three business days, delivered through a new data standard that started the same day. In March 2026 APRA wrote to all trustees warning that many were not on track. Both changes land on the same administration platforms, the same data pipelines and the same limited pool of administrator change capacity, in the same year. Payday Super has the earlier, louder and more visible deadline. Division 296 is the one with no published guidance, no external assurance and a four-year tail during which errors can be reopened. When capacity is short, that is the one that slips.</w:t>
       </w:r>
     </w:p>
     <w:p>
@@ -5660,7 +5584,7 @@
           <w:sz w:val="17"/>
           <w:szCs w:val="17"/>
         </w:rPr>
-        <w:t xml:space="preserve">This is change management risk at industry scale, and it is the reason a readiness question asked in FY2027 is worth asking. It also supplies the two things the Division 296 case otherwise lacks: a precedent, because the Payday Super letter is exactly the intervention proposed here and is only four months old, and an argument, because APRA has already acted on one measure commencing 1 July 2026.</w:t>
+        <w:t xml:space="preserve">This is change management risk at industry scale, and it is the reason a readiness question asked in FY2027 is worth asking. It also supplies the two things the Division 296 case otherwise lacks: a precedent, because the Payday Super letter is exactly the intervention proposed here and is only four months old, and an argument, because APRA has already acted on one measure first applying from 1 July 2026.</w:t>
       </w:r>
     </w:p>
     <w:p>
@@ -5797,7 +5721,7 @@
           <w:sz w:val="14"/>
           <w:szCs w:val="14"/>
         </w:rPr>
-        <w:t xml:space="preserve">LIKELIHOOD PROPOSITION: P(Division 296 implementation is materially deprioritised behind Payday Super at one or more major administrators, contributing to a first-year failure) = 3.  ·  SOURCED: APRA, 'Payday Super Readiness', 25 March 2026 - warns that many licensees were not on track to implement the Member Verification Request component of the new SuperStream standard, tells them to revisit implementation timelines, states that contribution processing should be treated as a CPS 230 critical operation, and states that significant breaches would necessitate a breach notification - https://www.apra.gov.au/news-and-publications/payday-super-readiness-0  ·  SOURCED: Payday Super commences 1 July 2026, the same day Division 296 commences.  ·  INFERRED: the two changes share platforms, pipelines and a finite pool of administrator change capacity; Payday Super carries the earlier and more visible deadline; therefore Division 296 is the more likely casualty of capacity constraints. Unquantified - state as an APRA analytical proposition.</w:t>
+        <w:t xml:space="preserve">LIKELIHOOD PROPOSITION: P(Division 296 implementation is materially deprioritised behind Payday Super at one or more major administrators, contributing to a first-year failure) = 3.  ·  SOURCED: APRA, 'Payday Super Readiness', 25 March 2026 - warns that many licensees were not on track to implement the Member Verification Request component of the new SuperStream standard, tells them to revisit implementation timelines, states that contribution processing should be treated as a CPS 230 critical operation, and states that significant breaches would necessitate a breach notification - https://www.apra.gov.au/news-and-publications/payday-super-readiness-0  ·  SOURCED: Payday Super first applies from 1 July 2026 (the start of the 2026-27 income year), the same day Division 296 commences.  ·  INFERRED: the two changes share platforms, pipelines and a finite pool of administrator change capacity; Payday Super carries the earlier and more visible deadline; therefore Division 296 is the more likely casualty of capacity constraints. Unquantified - state as an APRA analytical proposition.</w:t>
       </w:r>
     </w:p>
     <w:p>
@@ -7460,7 +7384,7 @@
           <w:sz w:val="17"/>
           <w:szCs w:val="17"/>
         </w:rPr>
-        <w:t xml:space="preserve">Decisions being taken now determine operational load, data flows and member-equity outcomes for entities APRA supervises. Contributing a prudential perspective while the ruling is being written is cheap; supervising after the fact against a method APRA had no input into is not. There is also a precedent argument: APRA has already published a readiness letter on the other measure commencing 1 July 2026, so a Division 296 equivalent is a consistency step.</w:t>
+        <w:t xml:space="preserve">Decisions being taken now determine operational load, data flows and member-equity outcomes for entities APRA supervises. Contributing a prudential perspective while the ruling is being written is cheap; supervising after the fact against a method APRA had no input into is not. There is also a precedent argument: APRA has already published a readiness letter on the other measure first applying from 1 July 2026, so a Division 296 equivalent is a consistency step.</w:t>
       </w:r>
     </w:p>
     <w:p>
@@ -7885,7 +7809,7 @@
           <w:sz w:val="17"/>
           <w:szCs w:val="17"/>
         </w:rPr>
-        <w:t xml:space="preserve">When a member dies, the trustee must pay the death benefit as soon as practicable. Under the rules as made, fund earnings continue to be attributed to the deceased member's account until the death benefit is fully paid, and the liability may only be assessed after the money has gone - potentially leaving an estate with a tax bill and nothing left in super to pay it from. There is also an odd distinction: if the member had a pension that automatically continues to a spouse, attribution stops; if not, it continues. Identical families get different outcomes because of a paperwork choice. Three technical bodies contested this at consultation and it survived into the final regulations unchanged. That matters for what APRA says: these are not draft rules. Consultation closed on 7 April 2026, the regulations were made on 11 June and registered on 18 June 2026, and they commenced on 1 July 2026. Trustees must build to them.</w:t>
+        <w:t xml:space="preserve">When a member dies, the trustee must pay the death benefit as soon as practicable. Under the rules as made, fund earnings continue to be attributed to the deceased member's account until the death benefit is fully paid, and the liability may only be assessed after the money has gone - potentially leaving an estate with a tax bill and nothing left in super to pay it from. There is also an odd distinction: if the member had a pension that automatically continues to a spouse, attribution stops; if not, it continues. Identical families get different outcomes because of a paperwork choice. Three technical bodies contested this at consultation and it survived into the final regulations unchanged. That matters for what APRA says: these are not draft rules. Consultation closed on 7 April 2026, the regulations were made on 11 June and registered on 18 June 2026, and they first applied from 1 July 2026 (the start of the 2026-27 income year). Trustees must build to them.</w:t>
       </w:r>
     </w:p>
     <w:p>
@@ -14133,7 +14057,7 @@
                 <w:sz w:val="13"/>
                 <w:szCs w:val="13"/>
               </w:rPr>
-              <w:t xml:space="preserve">The regulations were registered twelve days before the first measurement year began on 1 July 2026. Every dividend, rent payment and asset sale since that date is already inside the tax base, while the ATO's detailed guidance on how to perform the calculation and attribution is still being developed through its co-design process.</w:t>
+              <w:t xml:space="preserve">The regulations were registered thirteen days before the first measurement year began on 1 July 2026. Every dividend, rent payment and asset sale since that date is already inside the tax base, while the ATO's detailed guidance on how to perform the calculation and attribution is still being developed through its co-design process.</w:t>
             </w:r>
           </w:p>
         </w:tc>
@@ -14202,7 +14126,7 @@
                 <w:sz w:val="14"/>
                 <w:szCs w:val="14"/>
               </w:rPr>
-              <w:t xml:space="preserve">Payday Super also commenced 1 July 2026, requiring contributions to be allocated or returned within three business days; APRA wrote to all RSE licensees on 25 March 2026 warning that a material number were not on track to deliver SuperStream 3.0</w:t>
+              <w:t xml:space="preserve">Payday Super also first applies from 1 July 2026 (the start of the 2026-27 income year), requiring contributions to be allocated or returned within three business days; APRA wrote to all RSE licensees on 25 March 2026 warning that a material number were not on track to deliver SuperStream 3.0</w:t>
             </w:r>
           </w:p>
         </w:tc>
@@ -14714,7 +14638,7 @@
                 <w:sz w:val="14"/>
                 <w:szCs w:val="14"/>
               </w:rPr>
-              <w:t xml:space="preserve">Division 296 of the ITAA 1997 is enacted law: Treasury Laws Amendment (Building a Stronger and Fairer Super System) Act 2026 and Superannuation (Building a Stronger and Fairer Super System) Imposition Act 2026, Royal Assent 13 March 2026, commenced 1 July 2026, first measurement date 30 June 2027.</w:t>
+              <w:t xml:space="preserve">Division 296 of the ITAA 1997 is enacted law: Treasury Laws Amendment (Building a Stronger and Fairer Super System) Act 2026 and Superannuation (Building a Stronger and Fairer Super System) Imposition Act 2026, Royal Assent 13 March 2026, first applies from 1 July 2026 (the start of the 2026-27 income year), first measurement date 30 June 2027.</w:t>
             </w:r>
           </w:p>
         </w:tc>
@@ -15955,7 +15879,7 @@
                 <w:sz w:val="14"/>
                 <w:szCs w:val="14"/>
               </w:rPr>
-              <w:t xml:space="preserve">The final regulations, Income Tax Assessment (1997 Act) Amendment Regulations 2026 (F2026L00726), were made 11 June 2026 and registered 18 June 2026 - twelve days before the first measurement year began.</w:t>
+              <w:t xml:space="preserve">The final regulations, Income Tax Assessment (1997 Act) Amendment Regulations 2026 (F2026L00726), were made 11 June 2026 and registered 18 June 2026 - thirteen days before the first measurement year began.</w:t>
             </w:r>
           </w:p>
         </w:tc>
@@ -17956,7 +17880,7 @@
                 <w:sz w:val="13"/>
                 <w:szCs w:val="13"/>
               </w:rPr>
-              <w:t xml:space="preserve">Chain: (1) both measures commence 1 July 2026 (APRA Payday Super Readiness letter; Division 296 commencement); (2) both are delivered through fund administration and registry systems, which CPS 230 para 36(c) treats as a critical operation; (3) Payday Super has a daily, visible, employer-facing deadline while Division 296 has no external test until the ATO's first information requests in 2027-28; (4) scarce change capacity is therefore allocated to the visible deadline. Behavioural claim, not measured.</w:t>
+              <w:t xml:space="preserve">Chain: (1) both measures first apply from 1 July 2026 (APRA Payday Super Readiness letter; Division 296 commencement); (2) both are delivered through fund administration and registry systems, which CPS 230 para 36(c) treats as a critical operation; (3) Payday Super has a daily, visible, employer-facing deadline while Division 296 has no external test until the ATO's first information requests in 2027-28; (4) scarce change capacity is therefore allocated to the visible deadline. Behavioural claim, not measured.</w:t>
             </w:r>
           </w:p>
         </w:tc>
@@ -26056,7 +25980,7 @@
                 <w:sz w:val="13"/>
                 <w:szCs w:val="13"/>
               </w:rPr>
-              <w:t xml:space="preserve">Strongest completeness addition. It supplies a precedent, drafting, and an answer to the 'is this APRA's business?' objection, and it makes the proposed Division 296 letter a consistency step rather than a new initiative. Cited in the engagement and readiness items. The related change-saturation point - both measures commencing 1 July 2026 on the same platforms and the same finite administrator change capacity - is added as a distinct operational risk.</w:t>
+              <w:t xml:space="preserve">Strongest completeness addition. It supplies a precedent, drafting, and an answer to the 'is this APRA's business?' objection, and it makes the proposed Division 296 letter a consistency step rather than a new initiative. Cited in the engagement and readiness items. The related change-saturation point - both measures first applying from 1 July 2026 on the same platforms and the same finite administrator change capacity - is added as a distinct operational risk.</w:t>
             </w:r>
           </w:p>
         </w:tc>
@@ -26679,7 +26603,7 @@
           <w:sz w:val="17"/>
           <w:szCs w:val="17"/>
         </w:rPr>
-        <w:t xml:space="preserve">SETTLE THE TRANSFER PROTOCOL BEFORE THE FY2027 MERGER SEASON. The protocol for carrying member-level Division 296 information through a successor fund transfer or intra-fund transfer needs to be settled for transfers spanning the 30 June 2027 measurement date. This is squarely APRA's business because APRA actively encourages consolidation, so an unresolved protocol means APRA's own consolidation agenda could generate member-level tax errors. (The earlier industry discussion of a 'retrospective law' problem related to the abandoned 1 July 2025 commencement under the previous design and no longer applies: Royal Assent on 13 March 2026 preceded commencement on 1 July 2026.)</w:t>
+        <w:t xml:space="preserve">SETTLE THE TRANSFER PROTOCOL BEFORE THE FY2027 MERGER SEASON. The protocol for carrying member-level Division 296 information through a successor fund transfer or intra-fund transfer needs to be settled for transfers spanning the 30 June 2027 measurement date. This is squarely APRA's business because APRA actively encourages consolidation, so an unresolved protocol means APRA's own consolidation agenda could generate member-level tax errors. (The earlier industry discussion of a 'retrospective law' problem related to the abandoned 1 July 2025 commencement under the previous design and no longer applies: Royal Assent on 13 March 2026 preceded commencement on 1 April 2026.)</w:t>
       </w:r>
     </w:p>
     <w:p>

--- a/Division 296 - prudential research note.docx
+++ b/Division 296 - prudential research note.docx
@@ -4234,7 +4234,7 @@
           <w:sz w:val="17"/>
           <w:szCs w:val="17"/>
         </w:rPr>
-        <w:t xml:space="preserve">This is the single largest operational-resilience feature of the measure and it is the one that turns an ordinary implementation risk into a correlated, industry-wide one. It also cuts against the assumption that a board-approved methodology means an independently formed methodology. The offsetting point is genuinely positive for a CEO conversation: APRA is not blind here. It holds the dataset that maps which licensees share which administrator, so it can size this exposure at essentially zero collection cost and target engagement at the providers rather than one licensee at a time.</w:t>
+        <w:t xml:space="preserve">This is the single largest operational-resilience feature of the measure and it is the one that turns an ordinary implementation risk into a correlated, industry-wide one. It also cuts against the assumption that a board-approved methodology means an independently formed methodology. The offsetting point cuts the other way: APRA is not blind here. It holds the dataset that maps which licensees share which administrator, so it can size this exposure at essentially zero collection cost and target engagement at the providers rather than one licensee at a time.</w:t>
       </w:r>
     </w:p>
     <w:p>
@@ -4346,7 +4346,7 @@
           <w:sz w:val="15"/>
           <w:szCs w:val="15"/>
         </w:rPr>
-        <w:t xml:space="preserve">CPS 230 Operational Risk Management, service provider management limb (Part 4, paras 48-60) - note this limb replaced SPS 231 Outsourcing from 1 July 2025; CPS 230 paras 24, 35, 36(c), 38, 44 (critical operations, tolerance levels, business continuity testing); APRA material service provider register (template issued 2025; completed registers required from superannuation trustees by 1 October 2025); Targeted amendments to CPS 230 finalised 30 April 2026; SPS 220 Risk Management paras 15, 18, 32</w:t>
+        <w:t xml:space="preserve">CPS 230 Operational Risk Management, service provider management limb (paras 47-60; policy at 47-48, material service provider register at 49, mandatory RSE licensee classifications at 50, annual submission to APRA at 51) - note this limb replaced SPS 231 Outsourcing from 1 July 2025; CPS 230 paras 24, 35, 36(c), 38, 44 (critical operations, tolerance levels, business continuity testing); APRA material service provider register (template issued 2025; completed registers required from superannuation trustees by 1 October 2025); Targeted amendments to CPS 230 finalised 30 April 2026; SPS 220 Risk Management paras 15, 18, 32</w:t>
       </w:r>
     </w:p>
     <w:p>
@@ -4371,7 +4371,7 @@
           <w:sz w:val="14"/>
           <w:szCs w:val="14"/>
         </w:rPr>
-        <w:t xml:space="preserve">GRADING RULE APPLIED TO THIS REGISTER (state on the page): Grade A where apra_proximity &gt;= 4 AND materiality &gt;= 4 AND likelihood &gt;= 3. Grade B where the A test fails but materiality + likelihood + apra_proximity &gt;= 9. Grade C where the sum is 8 or less. Applied mechanically; no overrides used. Likelihood throughout is scored as the probability that the named ADVERSE CONSEQUENCE crystallises in the named window, not the probability that a present-tense fact is true.  ·  LIKELIHOOD PROPOSITION: P(a defect, delay or methodology weakness originating in one shared provider produces a correlated, multi-fund Division 296 reporting or attribution failure in the FY2027-28 reporting window) = 3.  ·  SOURCED: APRA required a completed material service provider register from all superannuation trustees by 1 October 2025, stating the purpose is to 'help APRA identify concentration risks across the financial services sector' - https://www.apra.gov.au/news-and-publications/apra-releases-material-service-provider-register-template  ·  SOURCED: CPS 230 para 36 - an entity 'must, at a minimum, classify the following business operations as critical operations, unless it can justify otherwise: ... (c) for an RSE licensee: investment management and fund administration' - https://www.apra.gov.au/system/files/2023-07/Prudential%20Standard%20CPS%20230%20Operational%20Risk%20Management%20-%20clean.pdf  ·  SOURCED: CPS 230 para 24 (NOT para 23, which is senior management's duty to inform the Board) - 'An APRA-regulated entity must manage its full range of operational risks, including but not limited to legal risk, regulatory risk, compliance risk, conduct risk, technology risk, data risk and change management risk.'  ·  INFERRED CHAIN: (1) the Division 296 calculation, attribution, Tax Office lodgement and release-authority payment are all fund administration functions; (2) fund administration is overwhelmingly outsourced to a small number of providers, and the fund income tax return from which fund earnings derive is often prepared by an external tax agent; (3) therefore a single methodology or build defect propagates simultaneously across every client fund; (4) the CPS 230 service provider limb, not only the critical operations limb, is the governing requirement; (5) APRA already holds the register that identifies the providers.  ·  GAP: the register does not yet identify WHICH providers dominate the Division 296 build. That is an internal data query, not new collection, and should be run before the meeting.</w:t>
+        <w:t xml:space="preserve">GRADING RULE APPLIED TO THIS REGISTER (state on the page): Grade A where apra_proximity &gt;= 4 AND materiality &gt;= 4 AND likelihood &gt;= 3. Grade B where the A test fails but materiality + likelihood + apra_proximity &gt;= 9. Grade C where the sum is 8 or less. Applied mechanically; no overrides used. Likelihood throughout is scored as the probability that the named ADVERSE CONSEQUENCE crystallises in the named window, not the probability that a present-tense fact is true.  ·  LIKELIHOOD PROPOSITION: P(a defect, delay or methodology weakness originating in one shared provider produces a correlated, multi-fund Division 296 reporting or attribution failure in the FY2027-28 reporting window) = 3.  ·  SOURCED: APRA required a completed material service provider register from all superannuation trustees by 1 October 2025, which APRA describes as its 'preferred method for regulated entities to submit their registers to APRA for meeting the requirement of paragraph 51 of Prudential Standard CPS 230'. INFERRED: that registers submitted on a common template can be read across licensees to identify shared providers - no concentration-risk purpose is stated in that release - https://www.apra.gov.au/news-and-publications/apra-releases-material-service-provider-register-template  ·  SOURCED: CPS 230 para 36 - an entity 'must, at a minimum, classify the following business operations as critical operations, unless it can justify otherwise: ... (c) for an RSE licensee: investment management and fund administration' - https://www.apra.gov.au/system/files/2023-07/Prudential%20Standard%20CPS%20230%20Operational%20Risk%20Management%20-%20clean.pdf  ·  SOURCED: CPS 230 para 24 (NOT para 23, which is senior management's duty to inform the Board) - 'An APRA-regulated entity must manage its full range of operational risks, including but not limited to legal risk, regulatory risk, compliance risk, conduct risk, technology risk, data risk and change management risk.'  ·  INFERRED CHAIN: (1) the Division 296 calculation, attribution, Tax Office lodgement and release-authority payment are all fund administration functions; (2) fund administration is overwhelmingly outsourced to a small number of providers, and the fund income tax return from which fund earnings derive is often prepared by an external tax agent; (3) therefore a single methodology or build defect propagates simultaneously across every client fund; (4) the CPS 230 service provider limb, not only the critical operations limb, is the governing requirement; (5) APRA already holds the register that identifies the providers.  ·  GAP: the register does not yet identify WHICH providers dominate the Division 296 build. That would be an internal APRA data query rather than a new collection.</w:t>
       </w:r>
     </w:p>
     <w:p>
@@ -4571,7 +4571,7 @@
           <w:sz w:val="15"/>
           <w:szCs w:val="15"/>
         </w:rPr>
-        <w:t xml:space="preserve">CPS 230 paras 24, 35, 36(c), 38, 44 (critical operations, tolerance levels, business continuity testing); CPS 230 Part 4 (service provider management) - see P1; SPS 220 Risk Management paras 15, 18, 21, 32 (risk appetite statement; annual risk management declaration signed by two directors); SPS 114 Operational Risk Financial Requirement paras 8-12, 15-20; SPS 515 paras 9-11 (business plan and financial projections); paras 30, 36-44 (transfer preparation); CPS 234 Information Security paras 16, 21-22, 27-36; Taxation Administration Act 1953 Sch 1 (Division 296 reporting and release authority obligations); Income Tax Assessment Act 1997 Div 296</w:t>
+        <w:t xml:space="preserve">CPS 230 paras 24, 35, 36(c), 38, 44 (critical operations, tolerance levels, business continuity testing); CPS 230 paras 47-60 (management of service provider arrangements) - see P1; SPS 220 Risk Management paras 15, 18, 21, 32 (risk appetite statement; annual risk management declaration signed by two directors); SPS 114 Operational Risk Financial Requirement paras 8-12, 15-20; SPS 515 - business plan and financial projections demonstrating ongoing financial soundness across scenarios; remedial actions and transfer planning (preparation for a transfer of beneficiaries out of, or into, an RSE); CPS 234 Information Security paras 16, 21-22, 27-36; Taxation Administration Act 1953 Sch 1 (Division 296 reporting and release authority obligations); Income Tax Assessment Act 1997 Div 296</w:t>
       </w:r>
     </w:p>
     <w:p>
@@ -4596,7 +4596,7 @@
           <w:sz w:val="14"/>
           <w:szCs w:val="14"/>
         </w:rPr>
-        <w:t xml:space="preserve">LIKELIHOOD PROPOSITION: P(a material licensee fails, or materially misstates, its first Tax Office information request or a release authority payment during the FY2027-28 window, in a way requiring member-level rectification) = 3. It is not near-certain: there will be a Tax Office co-design process, a law companion ruling and at least one dry run before the first request lands.  ·  SOURCED: response windows - defined benefit and alternative-method funds 'generally given 10 business days to respond'; other APRA funds 'will commence issuing in April, with a response period of 28 calendar days' - ATO Superannuation Administration Group key messages, 20 May 2026, https://www.ato.gov.au/about-ato/consultation/in-detail/stakeholder-relationship-groups-key-messages/superannuation-administration-group/superannuation-administration-group-key-messages-20-may-2026 . CAVEAT: the 18 February 2026 key messages record different indicative dates (DB requests from November 2027, other APRA funds February 2028). The schedule moved between meetings and no year is stated in the May quote. Treat all dates as ATO indicative planning dates, not settled.  ·  SOURCED: final regulations F2026L00726 made 11 June 2026, registered 18 June 2026 - thirteen days before the first measurement year began - https://www.legislation.gov.au/F2026L00726/asmade  ·  SOURCED: the ATO advice-under-development programme for superannuation (last updated 6 July 2026) lists five items, none of them Division 296 - https://www.ato.gov.au/about-ato/ato-advice-and-guidance/advice-under-development-program/advice-under-development-superannuation-issues . The separate ATO statement that it is 'currently drafting a law companion ruling' appears in ATO super funds newsroom material, not on this page; cite it to its own source or drop the quote.  ·  SOURCED: ASFA - 'It is relatively common for funds with more than 6 members to amend tax returns after they have been lodged ... (in particular, unlisted investment income)'; typical variation 'a few basis points'; ASFA asks for a 5% materiality threshold and a 12-month post-year-end reporting window - ASFA submission to Treasury, 7 April 2026, pp.4-5, https://www.superannuation.asn.au/wp-content/uploads/2026/05/202619_Treasury_Division-296_Regulations_7_April.pdf  ·  SOURCED: Tax Institute - amendment periods 'may extend for up to four years', so funds 'may be required to retrospectively identify affected members and re-perform attribution calculations across multiple income years' - Tax Institute submission, 16 April 2026  ·  SOURCED (existing release authority regime, NOT yet confirmed for Division 296): for existing release authority types APRA-regulated funds must pay and send the release authority statement within 10 business days, with a non-compliance penalty up to 20 penalty units, and the cashing order permits release of preserved benefits third in priority - https://www.ato.gov.au/tax-and-super-professionals/for-superannuation-professionals/apra-regulated-funds/paying-benefits/releasing-benefits/release-authorities . The ATO's published list of release authority types does not yet include Division 296, so the specific Division 296 timeframe is unconfirmed. Do not state the ten-day clock as settled for this tax.  ·  SOURCED: the successor fund transfer protocol 'needs to be updated to accommodate the reporting of Div 296 tax information', and funds must amend Division 296 information within 30 days of becoming aware of a change - ATO Superannuation Administration Group key messages, 17 June 2025. CAVEAT: this material predates the October 2025 redesign and the enacted regulations and may have been overtaken. The associated 2025 'retrospective law' concern is obsolete - Royal Assent (13 March 2026) precedes commencement (1 July 2026), so there is no retrospectivity of the kind described.  ·  SOURCED: the ATO will reuse the existing Division 293 and Division Deferred SuperStream product type codes for Division 296 release authorities, distinguished by a reference number, avoiding a SuperStream change - ATO Superannuation Administration Group key messages, 17 June 2025. IMPORTANT DISCLOSURE: ASFA asked for exactly this reuse on cost-to-members grounds ('The ATO should use the existing Div 293 Release Authority channel and messaging in SuperStream with the messaging tagged'). APRA should therefore NOT ask for a new message type; the proportionate ask is a machine-readable Division 296 flag on the existing message so the flow can be isolated in fund and regulator reporting.  ·  INFERRED CHAIN: calculation, attribution, lodgement and release-authority payment are all fund administration; fund administration is a default critical operation under CPS 230 para 36(c); therefore the obligation binds today with no amendment, and the external response windows are natural CPS 230 para 38 tolerance levels.  ·  GAP: SPS 515 paragraph numbers carry a plus-or-minus-one risk; verify against the registered instrument before formal citation.</w:t>
+        <w:t xml:space="preserve">LIKELIHOOD PROPOSITION: P(a material licensee fails, or materially misstates, its first Tax Office information request or a release authority payment during the FY2027-28 window, in a way requiring member-level rectification) = 3. It is not near-certain: there will be a Tax Office co-design process, a law companion ruling and at least one dry run before the first request lands.  ·  SOURCED: response windows - defined benefit and alternative-method funds 'generally given 10 business days to respond'; other APRA funds 'will commence issuing in April, with a response period of 28 calendar days' - ATO Superannuation Administration Group key messages, 20 May 2026, https://www.ato.gov.au/about-ato/consultation/in-detail/stakeholder-relationship-groups-key-messages/superannuation-administration-group/superannuation-administration-group-key-messages-20-may-2026 . CAVEAT: the 18 February 2026 key messages record different indicative dates (DB requests from November 2027, other APRA funds February 2028). The schedule moved between meetings and no year is stated in the May quote. Treat all dates as ATO indicative planning dates, not settled.  ·  SOURCED: final regulations F2026L00726 made 11 June 2026, registered 18 June 2026 - thirteen days before the first measurement year began - https://www.legislation.gov.au/F2026L00726/asmade  ·  SOURCED: the ATO advice-under-development programme for superannuation (last updated 6 July 2026) lists five items, none of them Division 296 - https://www.ato.gov.au/about-ato/ato-advice-and-guidance/advice-under-development-program/advice-under-development-superannuation-issues . The separate ATO statement that it is 'currently drafting a law companion ruling' appears in ATO super funds newsroom material, not on this page; cite it to its own source or drop the quote.  ·  SOURCED: ASFA - 'It is relatively common for funds with more than 6 members to amend tax returns after they have been lodged ... (in particular, unlisted investment income)'; typical variation 'a few basis points'; ASFA asks for a 5% materiality threshold and a 12-month post-year-end reporting window - ASFA submission to Treasury, 7 April 2026, pp.4-5, https://www.superannuation.asn.au/wp-content/uploads/2026/05/202619_Treasury_Division-296_Regulations_7_April.pdf  ·  SOURCED: Tax Institute - amendment periods 'may extend for up to four years', so funds 'may be required to retrospectively identify affected members and re-perform attribution calculations across multiple income years' - Tax Institute submission, 16 April 2026  ·  SOURCED (existing release authority regime, NOT yet confirmed for Division 296): for existing release authority types APRA-regulated funds must pay and send the release authority statement within 10 business days, with a non-compliance penalty up to 20 penalty units, and the cashing order permits release of preserved benefits third in priority - https://www.ato.gov.au/tax-and-super-professionals/for-superannuation-professionals/apra-regulated-funds/paying-benefits/releasing-benefits/release-authorities . The ATO's published list of release authority types does not yet include Division 296, so the specific Division 296 timeframe is unconfirmed. Do not state the ten-day clock as settled for this tax.  ·  SOURCED: the successor fund transfer protocol 'needs to be updated to accommodate the reporting of Div 296 tax information', and funds must amend Division 296 information within 30 days of becoming aware of a change - ATO Superannuation Administration Group key messages, 17 June 2025. CAVEAT: this material predates the October 2025 redesign and the enacted regulations and may have been overtaken. The associated 2025 'retrospective law' concern is obsolete - Royal Assent (13 March 2026) precedes commencement on 1 April 2026, and the charge first applies only from the 2026-27 income year, so there is no retrospectivity of the kind described.  ·  SOURCED: the ATO will reuse the existing Division 293 and Division Deferred SuperStream product type codes for Division 296 release authorities, distinguished by a reference number, avoiding a SuperStream change - ATO Superannuation Administration Group key messages, 17 June 2025. IMPORTANT DISCLOSURE: ASFA asked for exactly this reuse on cost-to-members grounds ('The ATO should use the existing Div 293 Release Authority channel and messaging in SuperStream with the messaging tagged'). APRA should therefore NOT ask for a new message type; the proportionate ask is a machine-readable Division 296 flag on the existing message so the flow can be isolated in fund and regulator reporting.  ·  INFERRED CHAIN: calculation, attribution, lodgement and release-authority payment are all fund administration; fund administration is a default critical operation under CPS 230 para 36(c); therefore the obligation binds today with no amendment, and the external response windows are natural CPS 230 para 38 tolerance levels.  ·  GAP: SPS 515 paragraph numbers carry a plus-or-minus-one risk; verify against the registered instrument before formal citation.</w:t>
       </w:r>
     </w:p>
     <w:p>
@@ -4796,7 +4796,7 @@
           <w:sz w:val="15"/>
           <w:szCs w:val="15"/>
         </w:rPr>
-        <w:t xml:space="preserve">Income Tax Assessment Act 1997 Div 296; Superannuation (Building a Stronger and Fairer Super System) Imposition Act 2026 (the Act that imposes the tax and fixes the rates); Income Tax Assessment (1997 Act) Amendment Regulations 2026 (F2026L00726) Sch 1; SPG 530 Investment Governance para 9 (member equity risk); SPS 530 paras 39-41 (valuation governance framework); SPS 220 Risk Management paras 15, 18, 32; CPS 230 paras 24, 35, 36(c); SPS 310 Audit and Related Matters, Attachments A and B; SPS 510 Governance and SPS 520 Fit and Proper (board capability and committee ownership of the methodology decision); SIS Act s52(2) covenants (best financial interests; fairness as between members); Joint APRA-ASIC unit pricing good practice guidance; ASIC RG 94</w:t>
+        <w:t xml:space="preserve">Income Tax Assessment Act 1997 Div 296; Superannuation (Building a Stronger and Fairer Super System) Imposition Act 2026 (the Act that imposes the tax and fixes the rates); Income Tax Assessment (1997 Act) Amendment (Building a Stronger and Fairer Super System and Other Measures) Regulations 2026 (F2026L00726) Sch 1; SPG 530 Investment Governance para 9 (member equity risk) - practice guide; APRA expectation, not an enforceable requirement; SPS 530 paras 39-41 (valuation governance framework); SPS 220 Risk Management paras 15, 18, 32; CPS 230 paras 24, 35, 36(c); SPS 310 Audit and Related Matters, Attachments A and B; SPS 510 Governance and SPS 520 Fit and Proper (board capability and committee ownership of the methodology decision); SIS Act s52(2) covenants (best financial interests; fairness as between members); Joint APRA-ASIC unit pricing good practice guidance; ASIC RG 94</w:t>
       </w:r>
     </w:p>
     <w:p>
@@ -4821,7 +4821,7 @@
           <w:sz w:val="14"/>
           <w:szCs w:val="14"/>
         </w:rPr>
-        <w:t xml:space="preserve">LIKELIHOOD PROPOSITION: P(a methodology choice made in FY2026-27 produces a member-equity failure or a member-level remediation programme by FY2029) = 3.  ·  SOURCED: attribution for funds with more than six members is on a 'fair and reasonable' basis with the method left to the trustee; a prescribed formula plus an annual actuarial certificate applies to funds of six or fewer members - Parliamentary Library Bills Digest No. 48, 2025-26, https://www.aph.gov.au/Parliamentary_Business/Bills_Legislation/bd/bd2526/26bd048  ·  SOURCED: ASFA proposes the 'fair and reasonable' approach 'be tested and governed in a similar way to how the current tax provision is attributed at the option level by each fund in the context of unit pricing and crediting rates. ASIC's Regulatory Guide 94 is relevant in this context', and notes Explanatory Statement Example 6 gives an attribution of 1.01 per cent with no working shown - ASFA submission, 7 April 2026, pp.2-3  ·  SOURCED (corrects an overstatement in the draft): ASFA states 'It will be open to individuals who receive a Division 296 assessment from the ATO to lodge an objection if they consider that the realised investment income reported by a fund is not correct', and recommends 'It should be the responsibility of the ATO to determine whether reporting by specific funds is fair and reasonable'. The trustee's number is an INPUT; the assessment and the member's statutory remedy sit with the Commissioner.  ·  SOURCED: SPG 530 para 9 - APRA expects the investment governance framework to consider member equity risk 'with a view to all beneficiaries being dealt with fairly' - https://www.apra.gov.au/system/files/2023-07/Prudential%20Practice%20Guide%20SPG%20530%20Investment%20Governance%20Integrated%20version%20-%20clean.pdf  ·  CREATED (own arithmetic, illustrative, assumes a 6% earnings rate and the $3m threshold): taxed proportion = (TSB - $3m) / TSB. At $3.2m: earnings $192,000, proportion 6.25%, taxable earnings $12,000, tax at 15% = $1,800. At $4m: $240,000, 25%, $60,000, = $9,000. At $10m: $600,000, 70%, $420,000, = $63,000. This is APRA's own derivation, not a Treasury or ATO figure, and it should be labelled as such in the note.  ·  CREATED (sizing inference APRA can own): APRA's own data shows 305,000 accounts in the $1,000,000+ bracket with an average balance of $1.45m, implying a steeply decaying right tail. Set against Treasury's superseded-design estimate of 31,800 affected individuals across APRA-regulated funds and exempt public sector schemes, this suggests a typical large licensee has in-scope members in the hundreds, not thousands. Use it to calibrate supervisory intensity, and state it as an inference.  ·  INFERRED CHAIN: (1) Division 296 fund earnings is a whole-of-fund figure derived from the fund's income tax return; (2) a member's entitlement is a unit price struck on market value net of a deferred tax provision; (3) the two are built on different bases at different granularity and cannot be reconciled; (4) therefore attribution is an estimate produced by trustee judgement; (5) a judgement that drives an identified member's assessment is a member-equity question under SPG 530 para 9 and the s52(2) covenants.  ·  GAP: the operative attribution text in F2026L00726 and its Explanatory Statement could not be read directly (the Federal Register serves documents through a JavaScript front end). The 'more than six members' boundary and the principles wording come from the Bills Digest, ASFA and practitioner commentary. Also unmeasured: the actual dispersion between two lawful methods.</w:t>
+        <w:t xml:space="preserve">LIKELIHOOD PROPOSITION: P(a methodology choice made in FY2026-27 produces a member-equity failure or a member-level remediation programme by FY2029) = 3.  ·  SOURCED: attribution for funds with more than six members is on a 'fair and reasonable' basis with the method left to the trustee; a prescribed formula plus an annual actuarial certificate applies to funds of six or fewer members - Parliamentary Library Bills Digest No. 48, 2025-26, https://www.aph.gov.au/Parliamentary_Business/Bills_Legislation/bd/bd2526/26bd048  ·  SOURCED: ASFA proposes the 'fair and reasonable' approach 'be tested and governed in a similar way to how the current tax provision is attributed at the option level by each fund in the context of unit pricing and crediting rates. ASIC's Regulatory Guide 94 is relevant in this context', and notes Explanatory Statement Example 6 gives an attribution of 1.01 per cent with no working shown - ASFA submission, 7 April 2026, pp.2-3  ·  SOURCED (corrects an overstatement in the draft): ASFA states 'It will be open to individuals who receive a Division 296 assessment from the ATO to lodge an objection if they consider that the realised investment income reported by a fund is not correct', and recommends 'It should be the responsibility of the ATO to determine whether reporting by specific funds is fair and reasonable'. The trustee's number is an INPUT; the assessment and the member's statutory remedy sit with the Commissioner.  ·  SOURCED: SPG 530 para 9 - APRA expects the investment governance framework to consider member equity risk 'with a view to all beneficiaries being dealt with fairly' - https://www.apra.gov.au/system/files/2023-07/Prudential%20Practice%20Guide%20SPG%20530%20Investment%20Governance%20Integrated%20version%20-%20clean.pdf  ·  CREATED (own arithmetic, illustrative, assumes a 6% earnings rate and the $3m threshold): taxed proportion = (TSB - $3m) / TSB. At $3.2m: earnings $192,000, proportion 6.25%, taxable earnings $12,000, tax at 15% = $1,800. At $4m: $240,000, 25%, $60,000, = $9,000. At $10m: $600,000, 70%, $420,000, = $63,000. This is the authors' own arithmetic from published parameters, not a Treasury, ATO or APRA figure, and it should be labelled as such in the note.  ·  CREATED (sizing inference by the authors): APRA's own data shows 305,000 accounts in the $1,000,000+ bracket with an average balance of $1.45m, implying a steeply decaying right tail. Set against Treasury's superseded-design estimate of 31,800 affected individuals across APRA-regulated funds and exempt public sector schemes, this suggests a typical large licensee has in-scope members in the hundreds, not thousands. Use it to calibrate supervisory intensity, and state it as an inference.  ·  INFERRED CHAIN: (1) Division 296 fund earnings is a whole-of-fund figure derived from the fund's income tax return; (2) a member's entitlement is a unit price struck on market value net of a deferred tax provision; (3) the two are built on different bases at different granularity and cannot be reconciled; (4) therefore attribution is an estimate produced by trustee judgement; (5) a judgement that drives an identified member's assessment is a member-equity question under the s52(2) covenants, and one APRA has said in SPG 530 para 9 it expects the investment governance framework to consider.  ·  GAP: the operative attribution text in F2026L00726 and its Explanatory Statement could not be read directly (the Federal Register serves documents through a JavaScript front end). The 'more than six members' boundary and the principles wording come from the Bills Digest, ASFA and practitioner commentary. Also unmeasured: the actual dispersion between two lawful methods.</w:t>
       </w:r>
     </w:p>
     <w:p>
@@ -5246,7 +5246,7 @@
           <w:sz w:val="15"/>
           <w:szCs w:val="15"/>
         </w:rPr>
-        <w:t xml:space="preserve">SPS 530 paras 39-41 (valuation governance framework; policy covering frequency, methodologies, interim valuation circumstances at 40(f) and triggers at 40(g)); SPG 530 paras 9, 109, 110, 114; SRS 553.0 Investment Exposure Concentrations and Valuations / SRF 553.3 Out Of Cycle Valuations; Joint APRA-ASIC unit pricing good practice guidance; ASIC RG 94</w:t>
+        <w:t xml:space="preserve">SPS 530 paras 39-41 (valuation governance framework; policy covering frequency, methodologies, interim valuation circumstances at 40(f) and triggers at 40(g)); SPG 530 paras 9, 109, 110, 114 - practice guide; APRA expectation, not an enforceable requirement; SRS 553.0 Investment Exposure Concentrations and Valuations / SRF 553.3 Out Of Cycle Valuations; Joint APRA-ASIC unit pricing good practice guidance; ASIC RG 94</w:t>
       </w:r>
     </w:p>
     <w:p>
@@ -5271,7 +5271,7 @@
           <w:sz w:val="14"/>
           <w:szCs w:val="14"/>
         </w:rPr>
-        <w:t xml:space="preserve">LIKELIHOOD PROPOSITION: P(a valuation decision at 30 June 2027 produces a member complaint, a media allegation or an APRA finding connecting valuation governance to Division 296 outcomes, by FY2029) = 3.  ·  SOURCED: the enacted design 'explicitly removes the taxation of unrealised gains, switching instead to a realised-earnings base' - Bills Digest No. 48, 2025-26. Arguments built on paper gains, forced realisation, unusable paper losses and unindexed bracket creep are all answered by the enacted design and should not be carried into the meeting.  ·  SOURCED: APRA thematic review, 17 December 2024 - only 11 of 23 licensees had a dedicated valuation committee; committee members included 'individuals whose remuneration may be dependent on the outcome of the valuation process'; 'some assets may not be revalued for multiple quarters at a time' - https://www.apra.gov.au/governance-of-unlisted-asset-valuation-and-liquidity-risk-management-superannuation-december-2024  ·  SOURCED: SPG 530 para 110 lists 'changes in Government policy settings' among triggers for more frequent valuations; para 114 requires protocols for reviewing interim valuations for unit pricing purposes.  ·  SOURCED: SRS 553.0 first reporting period is the December 2025 quarter - one cycle before Division 296 commenced - https://www.apra.gov.au/system/files/2024-12/Reporting%20Standard%20SRS%20553.0%20Investment%20Exposure%20Concentrations%20and%20Valuations_clean.pdf  ·  INFERRED CHAIN: total superannuation balance at 30 June determines both eligibility and the taxed proportion; for an accumulation interest that balance is a function of the unit price, which is a function of unlisted asset valuations; therefore 30 June valuations remain tax-determinative for in-scope members even though unrealised gains are not taxed.</w:t>
+        <w:t xml:space="preserve">LIKELIHOOD PROPOSITION: P(a valuation decision at 30 June 2027 produces a member complaint, a media allegation or an APRA finding connecting valuation governance to Division 296 outcomes, by FY2029) = 3.  ·  SOURCED: the enacted design 'explicitly removes the taxation of unrealised gains, switching instead to a realised-earnings base' - Bills Digest No. 48, 2025-26. Arguments built on paper gains, forced realisation, unusable paper losses and unindexed bracket creep are all answered by the enacted design and should not be carried into the analysis.  ·  SOURCED: APRA thematic review, 17 December 2024 - only 11 of 23 licensees had a dedicated valuation committee; committee members included 'individuals whose remuneration may be dependent on the outcome of the valuation process'; 'some assets may not be revalued for multiple quarters at a time' - https://www.apra.gov.au/governance-of-unlisted-asset-valuation-and-liquidity-risk-management-superannuation-december-2024  ·  SOURCED: SPG 530 para 110 lists 'changes in Government policy settings' among triggers for more frequent valuations; para 114 requires protocols for reviewing interim valuations for unit pricing purposes.  ·  SOURCED: SRS 553.0 first reporting period is the December 2025 quarter - one cycle before Division 296 commenced - https://www.apra.gov.au/system/files/2024-12/Reporting%20Standard%20SRS%20553.0%20Investment%20Exposure%20Concentrations%20and%20Valuations_clean.pdf  ·  INFERRED CHAIN: total superannuation balance at 30 June determines both eligibility and the taxed proportion; for an accumulation interest that balance is a function of the unit price, which is a function of unlisted asset valuations; therefore 30 June valuations remain tax-determinative for in-scope members even though unrealised gains are not taxed.</w:t>
       </w:r>
     </w:p>
     <w:p>
@@ -5359,7 +5359,7 @@
           <w:sz w:val="17"/>
           <w:szCs w:val="17"/>
         </w:rPr>
-        <w:t xml:space="preserve">Without this, every APRA statement about the measure's effect on regulated funds is an estimate rather than an observation, and APRA cannot challenge a licensee that says it has very few affected members. It is also the main reputational risk in a CEO-level conversation: APRA should not promise to monitor a population it structurally cannot see. The honest framing is that APRA can monitor large-account behaviour in APRA-regulated funds, not the affected population.</w:t>
+        <w:t xml:space="preserve">Without this, every APRA statement about the measure's effect on regulated funds is an estimate rather than an observation, and APRA cannot challenge a licensee that says it has very few affected members. It is also the main reputational risk in any public account of the measure: APRA should not promise to monitor a population it structurally cannot see. The honest framing is that APRA can monitor large-account behaviour in APRA-regulated funds, not the affected population.</w:t>
       </w:r>
     </w:p>
     <w:p>
@@ -5696,7 +5696,7 @@
           <w:sz w:val="15"/>
           <w:szCs w:val="15"/>
         </w:rPr>
-        <w:t xml:space="preserve">CPS 230 para 24 (change management risk); paras 35, 36(c), 38, 44; CPS 230 Part 4 (service provider management); SPS 220 paras 15, 18, 32; APRA letter 'Payday Super Readiness', 25 March 2026</w:t>
+        <w:t xml:space="preserve">CPS 230 para 24 (change management risk); paras 35, 36(c), 38, 44; CPS 230 paras 47-60 (management of service provider arrangements); SPS 220 paras 15, 18, 32; APRA letter 'Payday Super Readiness', 25 March 2026</w:t>
       </w:r>
     </w:p>
     <w:p>
@@ -5721,7 +5721,7 @@
           <w:sz w:val="14"/>
           <w:szCs w:val="14"/>
         </w:rPr>
-        <w:t xml:space="preserve">LIKELIHOOD PROPOSITION: P(Division 296 implementation is materially deprioritised behind Payday Super at one or more major administrators, contributing to a first-year failure) = 3.  ·  SOURCED: APRA, 'Payday Super Readiness', 25 March 2026 - warns that many licensees were not on track to implement the Member Verification Request component of the new SuperStream standard, tells them to revisit implementation timelines, states that contribution processing should be treated as a CPS 230 critical operation, and states that significant breaches would necessitate a breach notification - https://www.apra.gov.au/news-and-publications/payday-super-readiness-0  ·  SOURCED: Payday Super first applies from 1 July 2026 (the start of the 2026-27 income year), the same day Division 296 commences.  ·  INFERRED: the two changes share platforms, pipelines and a finite pool of administrator change capacity; Payday Super carries the earlier and more visible deadline; therefore Division 296 is the more likely casualty of capacity constraints. Unquantified - state as an APRA analytical proposition.</w:t>
+        <w:t xml:space="preserve">LIKELIHOOD PROPOSITION: P(Division 296 implementation is materially deprioritised behind Payday Super at one or more major administrators, contributing to a first-year failure) = 3.  ·  SOURCED: APRA, 'Payday Super Readiness', 25 March 2026 - warns that many licensees were not on track to implement the Member Verification Request component of the new SuperStream standard, tells them to revisit implementation timelines, states that contribution processing should be treated as a CPS 230 critical operation, and states that significant breaches would necessitate a breach notification - https://www.apra.gov.au/news-and-publications/payday-super-readiness-0  ·  SOURCED: Payday Super first applies from 1 July 2026 (the start of the 2026-27 income year), the same day Division 296 first applies (Division 296 itself commenced 1 April 2026).  ·  INFERRED: the two changes share platforms, pipelines and a finite pool of administrator change capacity; Payday Super carries the earlier and more visible deadline; therefore Division 296 is the more likely casualty of capacity constraints. Unquantified - state as an analytical proposition of this note.</w:t>
       </w:r>
     </w:p>
     <w:p>
@@ -5921,7 +5921,7 @@
           <w:sz w:val="15"/>
           <w:szCs w:val="15"/>
         </w:rPr>
-        <w:t xml:space="preserve">SPS 530 paras 31-38 (comprehensive investment stress testing programme at para 31; liquidity management plan at para 36) and paras 39-41 (valuation governance); SPG 530 paras 9, 79, 92, 109-110, 114; CPS 190 Recovery and Exit Planning paras 7, 8(b), 8(d); SPS 515 paras 23-28 (business performance review, cohorts)</w:t>
+        <w:t xml:space="preserve">SPS 530 paras 30-38 (comprehensive investment stress testing programme at para 31; liquidity management plan at para 36) and paras 39-41 (valuation governance); SPG 530 paras 9, 79, 92, 109-110, 114 - practice guide; APRA expectation, not an enforceable requirement; CPS 190 Recovery and Exit Planning paras 7, 8(b), 8(d); SPS 515 - business performance review (annual review against strategic objectives; outcomes assessed having regard to different cohorts of beneficiaries)</w:t>
       </w:r>
     </w:p>
     <w:p>
@@ -6084,7 +6084,7 @@
           <w:sz w:val="17"/>
           <w:szCs w:val="17"/>
         </w:rPr>
-        <w:t xml:space="preserve">Ask defined benefit and hybrid licensees to demonstrate how a Division 296 debt account record and its end benefit notification trigger will survive a merger, a successor fund transfer and an administrator change, and how the 14-day and 7-day clocks are controlled. Where a licensee is planning a successor fund transfer spanning the 30 June 2027 measurement date, ask specifically how member-level Division 296 and debt account data will transfer. Press the ATO to settle the transfer protocol before the FY2027 merger season. Note internally that the express complaints note in s 134-140 weighs against carving trustee Division 296 judgements out of external dispute resolution.</w:t>
+        <w:t xml:space="preserve">Ask defined benefit and hybrid licensees to demonstrate how a Division 296 debt account record and its end benefit notification trigger will survive a merger, a successor fund transfer and an administrator change, and how the 14-day and 7-day clocks are controlled. Where a licensee is planning a successor fund transfer spanning the 30 June 2027 measurement date, ask specifically how member-level Division 296 and debt account data will transfer. Press the ATO to settle the transfer protocol before the FY2027 merger season. Note that the express complaints note in s 134-140 weighs against carving trustee Division 296 judgements out of external dispute resolution.</w:t>
       </w:r>
       <w:r>
         <w:rPr>
@@ -6146,7 +6146,7 @@
           <w:sz w:val="15"/>
           <w:szCs w:val="15"/>
         </w:rPr>
-        <w:t xml:space="preserve">Taxation Administration Act 1953 Sch 1 s 134-140 (notice of expected end benefit payment date, 14 days, approved form; express note as to AFCA complaints); Taxation Administration Act 1953 Sch 1 s 134-145 (correction of material change or omission within 7 days); SPS 515 paras 30, 36-44 (transfer preparation and successor fund transfers); CPS 230 paras 24, 35, 36(c), 38 and Part 4 (service provider management); CPS 234 Information Security (record retention through third parties); SPS 160 Defined Benefit Matters</w:t>
+        <w:t xml:space="preserve">Taxation Administration Act 1953 Sch 1 s 134-140 (notice of expected end benefit payment date, 14 days, approved form; express note as to AFCA complaints); Taxation Administration Act 1953 Sch 1 s 134-145 (correction of material change or omission within 7 days); SPS 515 - remedial actions and transfer planning (steps to prepare for a transfer of beneficiaries out of, or into, an RSE); SIS Regulations reg 11.08 (written notice to APRA of a decision to undertake a successor fund transfer); CPS 230 paras 24, 35, 36(c), 38 and paras 47-60 (management of service provider arrangements); CPS 234 Information Security (record retention through third parties); SPS 160 Defined Benefit Matters</w:t>
       </w:r>
     </w:p>
     <w:p>
@@ -6371,7 +6371,7 @@
           <w:sz w:val="15"/>
           <w:szCs w:val="15"/>
         </w:rPr>
-        <w:t xml:space="preserve">SPS 160 Defined Benefit Matters paras 8-14, 29, 31-35, 39-40; Income Tax Assessment (1997 Act) Amendment Regulations 2026 (F2026L00726) Sch 2 and Sch 4; CPS 230 Part 4 (service provider management) - note this replaced SPS 231 Outsourcing from 1 July 2025; SPS 220 Risk Management; SPS 515 paras 30, 36-44 (transfer preparation)</w:t>
+        <w:t xml:space="preserve">SPS 160 Defined Benefit Matters paras 8-14, 29, 31-35, 39-40; Income Tax Assessment (1997 Act) Amendment (Building a Stronger and Fairer Super System and Other Measures) Regulations 2026 (F2026L00726) Sch 2 and Sch 4; CPS 230 paras 47-60 (management of service provider arrangements) - note this replaced SPS 231 Outsourcing from 1 July 2025; SPS 220 Risk Management; SPS 515 - remedial actions and transfer planning (preparation for a transfer of beneficiaries out of, or into, an RSE)</w:t>
       </w:r>
     </w:p>
     <w:p>
@@ -6596,7 +6596,7 @@
           <w:sz w:val="15"/>
           <w:szCs w:val="15"/>
         </w:rPr>
-        <w:t xml:space="preserve">SIS Act ss 56 and 57 (limits on trustee indemnification out of fund assets, including for penalties); RSE governing rules / trust deeds; SPS 114 Operational Risk Financial Requirement paras 8-12, 15-20; SPS 515 paras 13, 17-18 (fee-setting and expenditure decisions); SIS Act s52(2)(c) best financial interests duty; Taxation Administration Act 1953 Sch 1 (release authority obligations)</w:t>
+        <w:t xml:space="preserve">SIS Act ss 56 and 57 (limits on trustee indemnification out of fund assets, including for penalties); RSE governing rules / trust deeds; SPS 114 Operational Risk Financial Requirement paras 8-12, 15-20; SPS 515 - setting fees (each fee set prudently and transparently) and expenditure management (purpose, funding source and monitoring of results); SIS Act s52(2)(c) best financial interests duty; Taxation Administration Act 1953 Sch 1 (release authority obligations)</w:t>
       </w:r>
     </w:p>
     <w:p>
@@ -6621,7 +6621,7 @@
           <w:sz w:val="14"/>
           <w:szCs w:val="14"/>
         </w:rPr>
-        <w:t xml:space="preserve">LIKELIHOOD PROPOSITION: P(a licensee finds its governing rules inadequate to give effect to a Division 296 release authority, or a Division 296 error is met from fund assets in a way that raises a member-equity question, by FY2029) = 3.  ·  SOURCED: for existing release authority types, the ATO cashing order 'permits release of preserved benefits as the third priority after unrestricted and restricted non-preserved benefits' - ATO release authorities guidance for APRA-regulated funds. The equivalent Division 296 position is not yet published.  ·  SOURCED: SIS Act ss 56 and 57 restrict trustee indemnification from fund assets, including in respect of penalties.  ·  INFERRED: a release authority compels payment of preserved money outside the ordinary conditions of release; whether the trustee's own governing rules authorise that debit is a trust-law question that no prudential standard, and no Commonwealth instrument, answers for a given fund. It must be answered fund by fund, before the first notices arrive.  ·  INFERRED: the operational risk financial requirement exists to absorb losses to beneficiaries from operational risk, and is funded from fund assets; applying it to compensate an individual's personal tax detriment therefore transfers cost from affected to unaffected members. Whether that is permissible is a legal question the register cannot answer and should not assume.  ·  CREATED: no source was found addressing deed capacity for Division 296 release authorities. This is an original proposition for the meeting, offered as a question to be settled, not as a finding.</w:t>
+        <w:t xml:space="preserve">LIKELIHOOD PROPOSITION: P(a licensee finds its governing rules inadequate to give effect to a Division 296 release authority, or a Division 296 error is met from fund assets in a way that raises a member-equity question, by FY2029) = 3.  ·  SOURCED: for existing release authority types, the ATO cashing order 'permits release of preserved benefits as the third priority after unrestricted and restricted non-preserved benefits' - ATO release authorities guidance for APRA-regulated funds. The equivalent Division 296 position is not yet published.  ·  SOURCED: SIS Act ss 56 and 57 restrict trustee indemnification from fund assets, including in respect of penalties.  ·  INFERRED: a release authority compels payment of preserved money outside the ordinary conditions of release; whether the trustee's own governing rules authorise that debit is a trust-law question that no prudential standard, and no Commonwealth instrument, answers for a given fund. It must be answered fund by fund, before the first notices arrive.  ·  INFERRED: the operational risk financial requirement exists to absorb losses to beneficiaries from operational risk, and is funded from fund assets; applying it to compensate an individual's personal tax detriment therefore transfers cost from affected to unaffected members. Whether that is permissible is a legal question the register cannot answer and should not assume.  ·  CREATED: no source was found addressing deed capacity for Division 296 release authorities. This is an original proposition of this note, offered as a question to be settled, not as a finding.</w:t>
       </w:r>
     </w:p>
     <w:p>
@@ -7046,7 +7046,7 @@
           <w:sz w:val="15"/>
           <w:szCs w:val="15"/>
         </w:rPr>
-        <w:t xml:space="preserve">SIS Act s52(8A) and s52AA retirement income covenant; SPS 515 para 8A; SPS 521 Conflicts of Interest; SPS 515 paras 24-28 (member cohorts); SPG 515; SPG 516; AFCA scheme jurisdiction (Corporations Act scheme approval and AFCA Rules); ASIC RG 271 internal dispute resolution; Taxation Administration Act 1953 Sch 1 Div 355 (taxpayer confidentiality); Delivering Better Financial Outcomes reforms (scope of collectively charged advice; targeted prompts)</w:t>
+        <w:t xml:space="preserve">SIS Act s52(8A) and s52AA retirement income covenant; SPS 515 - strategic objectives and business plan; SPS 521 Conflicts of Interest; SPS 515 - business performance review (outcomes assessed having regard to different cohorts of beneficiaries); SPG 515; SPG 516; AFCA scheme jurisdiction (Corporations Act scheme approval and AFCA Rules); ASIC RG 271 internal dispute resolution; Taxation Administration Act 1953 Sch 1 Div 355 (taxpayer confidentiality); Delivering Better Financial Outcomes reforms (scope of collectively charged advice; targeted prompts)</w:t>
       </w:r>
     </w:p>
     <w:p>
@@ -7209,7 +7209,7 @@
           <w:sz w:val="17"/>
           <w:szCs w:val="17"/>
         </w:rPr>
-        <w:t xml:space="preserve">Ask licensees, before FY2028 fee-setting is locked in, how Division 296 build and run costs are being recovered and from whom, and to demonstrate under SPS 515 paras 17-18 the purpose, funding source and monitoring metrics for that expenditure - including whether they have modelled the effect on their FY2027 and FY2028 administration fee metric, and whether recovering from affected members only is both more defensible under the best financial interests duty and better for the metric. Consider updating SPG 516 to name high-balance members as an expected cohort in the annual business performance review. This is a low-materiality issue with a genuinely high-value, low-cost action, and saying so plainly builds credibility.</w:t>
+        <w:t xml:space="preserve">Ask licensees, before FY2028 fee-setting is locked in, how Division 296 build and run costs are being recovered and from whom, and to demonstrate under SPS 515's expenditure management requirements the purpose of that expenditure, how it is funded and how its results are monitored - including whether they have modelled the effect on their FY2027 and FY2028 administration fee metric, and whether recovering from affected members only is both more defensible under the best financial interests duty and better for the metric. Consider updating SPG 516 to name high-balance members as an expected cohort in the annual business performance review. This is a low-materiality issue with a genuinely high-value, low-cost action, and saying so plainly builds credibility.</w:t>
       </w:r>
       <w:r>
         <w:rPr>
@@ -7271,7 +7271,7 @@
           <w:sz w:val="15"/>
           <w:szCs w:val="15"/>
         </w:rPr>
-        <w:t xml:space="preserve">Annual superannuation performance test (administration fee metric combined with investment performance; two consecutive failures close the product to new members); SPS 515 paras 13, 17-18 (prudent and transparent fees; demonstrable purpose and funding source for expenditure); SPS 515 paras 24-28 and SPG 516 (business performance review, member cohorts); SIS Act s52(2)(c) best financial interests duty</w:t>
+        <w:t xml:space="preserve">Annual superannuation performance test (administration fee metric combined with investment performance; two consecutive failures close the product to new members); SPS 515 - setting fees (each fee set prudently and transparently) and expenditure management (purpose of the expenditure, how it will be funded, how its results will be monitored); SPS 515 - business performance review (outcomes assessed having regard to different cohorts of beneficiaries) and SPG 516 (guidance); SIS Act s52(2)(c) best financial interests duty</w:t>
       </w:r>
     </w:p>
     <w:p>
@@ -7296,7 +7296,7 @@
           <w:sz w:val="14"/>
           <w:szCs w:val="14"/>
         </w:rPr>
-        <w:t xml:space="preserve">LIKELIHOOD PROPOSITION: P(Division 296 cost recovery materially affects a product's performance test outcome, or produces a best-financial-interests finding, by FY2029) = 2.  ·  SOURCED: Treasury fact sheet, 13 October 2025 - the measure 'will affect less than 0.5 per cent of Australians with superannuation accounts in 2026-27'; the higher tier 'less than 0.1 per cent' - https://treasury.gov.au/publication/p2025-709385-btsc  ·  SOURCED: ASFA - 'Even for large funds with several million members, there may be 1,500 or fewer members' in scope; cost-effective administration is 'of paramount importance ... to avoid imposing a cost burden ... indirectly ... borne by fund members ... not affected' - ASFA submission, 7 April 2026, pp.1-2  ·  SOURCED: Treasury Impact Analysis (January 2024) rejected member-level calculation partly because 'This significant compliance costs would be borne across all 22.5 million member accounts in large APRA-regulated funds, not just the 0.5 per cent of account holders with a TSB exceeding $3 million'. Its only published ongoing costing for the chosen design is $1,421,858 a year across the sector, on an assumption of 'an additional half hour of work each for reporting on each affected member'.  ·  SOURCED: SPG 516 - 'Separate cohorts may also be established using membership characteristics that cut across superannuation products, for example cohorts based on balance size' - https://www.apra.gov.au/sites/default/files/Prudential%20Practice%20Guide%20SPG%20516%20-%20Business%20Performance%20Review_0.pdf  ·  INFERRED: the half-hour-per-member assumption was struck before the redesign moved the calculation from the ATO to funds, so the only published cost estimate almost certainly understates the enacted measure. Even at ten times that figure, roughly $14m a year across about 22.5m accounts is about 60 cents per account per year - which is why the materiality of the cost itself is low and the performance test transmission is the real point.  ·  CREATED: the observation that a median-benchmarked fee test creates an incentive to absorb or capitalise the cost rather than recover it transparently is an original analytical proposition for this meeting.</w:t>
+        <w:t xml:space="preserve">LIKELIHOOD PROPOSITION: P(Division 296 cost recovery materially affects a product's performance test outcome, or produces a best-financial-interests finding, by FY2029) = 2.  ·  SOURCED: Treasury fact sheet, 13 October 2025 - the measure 'will affect less than 0.5 per cent of Australians with superannuation accounts in 2026-27'; the higher tier 'less than 0.1 per cent' - https://treasury.gov.au/publication/p2025-709385-btsc  ·  SOURCED: ASFA - 'Even for large funds with several million members, there may be 1,500 or fewer members' in scope; cost-effective administration is 'of paramount importance ... to avoid imposing a cost burden ... indirectly ... borne by fund members ... not affected' - ASFA submission, 7 April 2026, pp.1-2  ·  SOURCED: Treasury Impact Analysis (January 2024) rejected member-level calculation partly because 'This significant compliance costs would be borne across all 22.5 million member accounts in large APRA-regulated funds, not just the 0.5 per cent of account holders with a TSB exceeding $3 million'. Its only published ongoing costing for the chosen design is $1,421,858 a year across the sector, on an assumption of 'an additional half hour of work each for reporting on each affected member'.  ·  SOURCED: SPG 516 - 'Separate cohorts may also be established using membership characteristics that cut across superannuation products, for example cohorts based on balance size' - https://www.apra.gov.au/sites/default/files/Prudential%20Practice%20Guide%20SPG%20516%20-%20Business%20Performance%20Review_0.pdf  ·  INFERRED: the half-hour-per-member assumption was struck before the redesign moved the calculation from the ATO to funds, so the only published cost estimate almost certainly understates the enacted measure. Even at ten times that figure, roughly $14m a year across about 22.5m accounts is about 60 cents per account per year - which is why the materiality of the cost itself is low and the performance test transmission is the real point.  ·  CREATED: the observation that a median-benchmarked fee test creates an incentive to absorb or capitalise the cost rather than recover it transparently is an original analytical proposition of this note.</w:t>
       </w:r>
     </w:p>
     <w:p>
@@ -7584,7 +7584,7 @@
           <w:sz w:val="17"/>
           <w:szCs w:val="17"/>
         </w:rPr>
-        <w:t xml:space="preserve">Small funds can make a one-off election to reset the tax cost of all their assets to market value at 30 June 2026, permanently removing gains built up before the tax started. Large funds get only a temporary discount that phases out. The important correction is that 'small' does not mean 'self-managed'. Small APRA funds - funds with no more than six members, trusteed by professional trustees APRA supervises - sit on the same side of the line. So a member can obtain the reset without leaving APRA's perimeter, and the design asymmetry is about fund size, not about who regulates the fund. The same six-member line means some of APRA's own licensees will attribute earnings by a completely different legal mechanism - a prescribed formula plus a compulsory annual actuarial certificate for every fund, every year, which is a real recurring cost for very small funds. On migration: net rollovers out of APRA-regulated funds into self-managed funds reached $12.2 billion in the year to March 2026, up 54 per cent. Whether this tax caused any of that is not established, and the largest single quarter was September 2025 - before the October 2025 redesign was announced.</w:t>
+        <w:t xml:space="preserve">Small funds can make a one-off election to reset the tax cost of all their assets to market value at 30 June 2026, permanently removing gains built up before the tax started. Large funds get only a temporary discount that phases out. The important correction is that 'small' does not mean 'self-managed'. Small APRA funds - funds with no more than six members, trusteed by professional trustees APRA supervises - sit on the same side of the line. So a member can obtain the reset without leaving APRA's perimeter, and the design asymmetry runs on member count, not on who regulates the fund. The same six-member line means some of APRA's own licensees will attribute earnings by a completely different legal mechanism - a prescribed formula plus a compulsory annual actuarial certificate for every fund, every year, which is a real recurring cost for very small funds. On migration: net rollovers out of APRA-regulated funds into self-managed funds reached $12.2 billion in the year to March 2026, up 54 per cent. Whether this tax caused any of that is not established, and the largest single quarter was September 2025 - before the October 2025 redesign was announced.</w:t>
       </w:r>
     </w:p>
     <w:p>
@@ -7659,7 +7659,7 @@
           <w:sz w:val="17"/>
           <w:szCs w:val="17"/>
         </w:rPr>
-        <w:t xml:space="preserve">Do not assert causation, and do not describe the reset as an SMSF-only benefit. Put to Treasury that the size-based asymmetry disadvantages large APRA-regulated funds and platform and wrap licensees in particular, and support the request that funds with more than six members be permitted a bulk 30 June 2026 cost-base declaration for member-directed investment options. Monitor FY2026-27 rollover data as an observation, not an attribution. Add three things the analysis has been missing: brief APRA's life insurance supervision that some of this money may arrive in lifetime income streams and investment bonds; note that small APRA funds - APRA's own licensees - face the prescribed-formula and annual actuarial certificate regime, with a recurring cost on a fund type already declining sharply; and monitor contributions, not only outflows, since the rational response for this cohort includes ceasing voluntary and salary-sacrifice contributions, which is more immediate and more measurable than migration and is visible in existing APRA collections.</w:t>
+        <w:t xml:space="preserve">Do not assert causation, and do not describe the reset as an SMSF-only benefit. Put to Treasury that the member-count asymmetry disadvantages large APRA-regulated funds and platform and wrap licensees in particular, and support the request that funds with more than six members be permitted a bulk 30 June 2026 cost-base declaration for member-directed investment options. Monitor FY2026-27 rollover data as an observation, not an attribution. Add three things the analysis has been missing: brief APRA's life insurance supervision that some of this money may arrive in lifetime income streams and investment bonds; note that small APRA funds - APRA's own licensees - face the prescribed-formula and annual actuarial certificate regime, with a recurring cost on a fund type already declining sharply; and monitor contributions, not only outflows, since the rational response for this cohort includes ceasing voluntary and salary-sacrifice contributions, which is more immediate and more measurable than migration and is visible in existing APRA collections.</w:t>
       </w:r>
       <w:r>
         <w:rPr>
@@ -7721,7 +7721,7 @@
           <w:sz w:val="15"/>
           <w:szCs w:val="15"/>
         </w:rPr>
-        <w:t xml:space="preserve">Income Tax (Transitional Provisions) Act 1997, Division 296 transitional cost base reset (small funds) and prescribed factor method (large funds and pooled superannuation trusts); Income Tax Assessment (1997 Act) Amendment Regulations 2026 (F2026L00726) Sch 1; SRS 551.0 / SRS 611.0 (inability to decompose outflows); APRA-ATO data-sharing arrangements (subject to the secrecy question in P6); Life insurance prudential framework (lifetime income streams and investment bonds)</w:t>
+        <w:t xml:space="preserve">Income Tax (Transitional Provisions) Act 1997, Division 296 transitional cost base reset (small funds) and prescribed factor method (large funds and pooled superannuation trusts); Income Tax Assessment (1997 Act) Amendment (Building a Stronger and Fairer Super System and Other Measures) Regulations 2026 (F2026L00726) Sch 1; SRS 551.0 / SRS 611.0 (inability to decompose outflows); APRA-ATO data-sharing arrangements (subject to the secrecy question in P6); Life insurance prudential framework (lifetime income streams and investment bonds)</w:t>
       </w:r>
     </w:p>
     <w:p>
@@ -7746,7 +7746,7 @@
           <w:sz w:val="14"/>
           <w:szCs w:val="14"/>
         </w:rPr>
-        <w:t xml:space="preserve">LIKELIHOOD PROPOSITION: P(a Division 296-attributable outflow of high-balance members from APRA-regulated funds that is material to a licensee's scale, and identifiable as such, by FY2029) = 3.  ·  SOURCED (with correction): Tax Institute, quoted in Bills Digest No. 48 at p.8 - 'SMSFs can opt in to adjust the cost base of all fund assets to their market value as at 30 June 2026 ... while large APRA funds are required to adjust their actual realised capital gains for the first four years (factor method).' CORRECTION: the legislated boundary is fund size - small funds, which include small APRA funds as well as SMSFs - not SMSF status. Pooled superannuation trusts are excluded alongside large funds. Verify the exact wording in the Income Tax (Transitional Provisions) Act 1997 before the meeting.  ·  SOURCED: ASFA asks that funds with more than six members be permitted 'to make a bulk declaration to cover all members in its member directed investment options in regard to adopting 30 June 2026 cost base' - ASFA submission, 7 April 2026, pp.3-4.  ·  SOURCED: net rollovers from APRA-regulated funds to SMSFs, year ended March 2026, -$12,184m versus -$7,922m a year earlier (+53.8%); the largest quarter was September 2025 at -$3,656m - APRA Quarterly Superannuation Performance Statistics to March 2026, Table 1a. NOTE: that quarter precedes the 13 October 2025 redesign announcement, which cuts against a Division 296 explanation.  ·  SOURCED: 4.7% of SMSF members had SMSF balances above $3m in 2023-24 (approximately 53,300 people), up from 3.1% five years earlier - ATO SMSF statistical overview 2023-24, Tables 1 and 25.  ·  SOURCED: small APRA funds are APRA-regulated funds with no more than six members; there were 673 at June 2025, down about 1,000 on the prior year.  ·  CAVEAT: the strongest available SMSF establishment data (Padua WealthData, June 2026) does not mention Division 296 and attributes growth to demand for direct control and lower online establishment costs, with new funds skewing to ages 35-44 - which cuts against a Division 296 explanation.  ·  INFERRED: a member can reduce total superannuation balance by acquiring a lifetime or other non-account-based income stream, valued by a special method that Schedule 2 of the Act alters; those products are issued by APRA-regulated life companies, as are investment bonds. Behavioural scale not established - record as a monitoring item, not a finding.  ·  CAVEAT: exempt public sector superannuation schemes are included in Treasury's 31,800 estimate but are not APRA-regulated; they are covered by a Heads of Government agreement under which states apply SIS-equivalent rules. The principal population estimate therefore silently includes a cohort outside APRA's perimeter.</w:t>
+        <w:t xml:space="preserve">LIKELIHOOD PROPOSITION: P(a Division 296-attributable outflow of high-balance members from APRA-regulated funds that is material to a licensee's scale, and identifiable as such, by FY2029) = 3.  ·  SOURCED (with correction): Tax Institute, quoted in Bills Digest No. 48 at p.8 - 'SMSFs can opt in to adjust the cost base of all fund assets to their market value as at 30 June 2026 ... while large APRA funds are required to adjust their actual realised capital gains for the first four years (factor method).' CORRECTION: the legislated boundary is member count, not SMSF status and not fund size: the reset is available to 'small superannuation funds' - those with six or fewer members - which includes small APRA funds as well as SMSFs. Pooled superannuation trusts are excluded alongside large funds. Verify the exact wording in the Income Tax (Transitional Provisions) Act 1997 before relying on it.  ·  SOURCED: ASFA asks that funds with more than six members be permitted 'to make a bulk declaration to cover all members in its member directed investment options in regard to adopting 30 June 2026 cost base' - ASFA submission, 7 April 2026, pp.3-4.  ·  SOURCED: net rollovers from APRA-regulated funds to SMSFs, year ended March 2026, -$12,184m versus -$7,922m a year earlier (+53.8%); the largest quarter was September 2025 at -$3,656m - APRA Quarterly Superannuation Performance Statistics to March 2026, Table 1a. NOTE: that quarter precedes the 13 October 2025 redesign announcement, which cuts against a Division 296 explanation.  ·  SOURCED: 4.7% of SMSF members had SMSF balances above $3m in 2023-24 (approximately 53,300 people), up from 3.1% five years earlier - ATO SMSF statistical overview 2023-24, Tables 1 and 25.  ·  SOURCED: small APRA funds are APRA-regulated funds with no more than six members; there were 673 at June 2025, down about 1,000 on the prior year.  ·  CAVEAT: the strongest available SMSF establishment data (Padua WealthData, June 2026) does not mention Division 296 and attributes growth to demand for direct control and lower online establishment costs, with new funds skewing to ages 35-44 - which cuts against a Division 296 explanation.  ·  INFERRED: a member can reduce total superannuation balance by acquiring a lifetime or other non-account-based income stream, valued by a special method that Schedule 2 of the Act alters; those products are issued by APRA-regulated life companies, as are investment bonds. Behavioural scale not established - record as a monitoring item, not a finding.  ·  CAVEAT: exempt public sector superannuation schemes are included in Treasury's 31,800 estimate but are not APRA-regulated; they are covered by a Heads of Government agreement under which states apply SIS-equivalent rules. The principal population estimate therefore silently includes a cohort outside APRA's perimeter.</w:t>
       </w:r>
     </w:p>
     <w:p>
@@ -7946,7 +7946,7 @@
           <w:sz w:val="15"/>
           <w:szCs w:val="15"/>
         </w:rPr>
-        <w:t xml:space="preserve">Income Tax Assessment (1997 Act) Amendment Regulations 2026 (F2026L00726) Sch 1 (post-death attribution; 'death benefit income stream'); SIS Act and SIS Regulations cashing rules for death benefits (as soon as practicable); SPS 521 Conflicts of Interest; SPS 515 member outcomes; internal dispute resolution obligations</w:t>
+        <w:t xml:space="preserve">Income Tax Assessment (1997 Act) Amendment (Building a Stronger and Fairer Super System and Other Measures) Regulations 2026 (F2026L00726) Sch 1 (post-death attribution; 'death benefit income stream'); SIS Act and SIS Regulations cashing rules for death benefits (as soon as practicable); SPS 521 Conflicts of Interest; SPS 515 member outcomes; internal dispute resolution obligations</w:t>
       </w:r>
     </w:p>
     <w:p>
@@ -8034,7 +8034,7 @@
           <w:sz w:val="17"/>
           <w:szCs w:val="17"/>
         </w:rPr>
-        <w:t xml:space="preserve">It is tempting to frame this as a risk that funds will be forced to sell assets in a hurry. The numbers do not support it. On APRA's own derivation, the annual amount drawn out of APRA-regulated funds is of the order of one per cent of the lump sums these funds already pay every year, and about three per cent of a single peak month in APRA's own stress test. The behavioural story does not hold either. For the first year only, whether a member pays depends on their balance at 30 June 2027, so in principle there is a deadline to get under three million. But a member at $3.2 million owes roughly $1,800 - nobody restructures a retirement portfolio and crystallises capital gains to avoid that. A member at eight or ten million has a bill worth managing, but cannot get under three million by any means short of destroying their position. The cohort with the incentive cannot act, and the cohort that can act has almost no incentive. Both tails argue against a rush. There is one residual point that is not about cash at all: because the tax falls on income received and gains realised, and not on growth left untouched, it gently rewards holding low-income, low-turnover assets - which points the same way as the growth in unlisted and private market holdings APRA has already flagged as a system risk.</w:t>
+        <w:t xml:space="preserve">It is tempting to frame this as a risk that funds will be forced to sell assets in a hurry. The numbers do not support it. On this note's own derivation from published Treasury and APRA figures, the annual amount drawn out of APRA-regulated funds is of the order of one per cent of the lump sums these funds already pay every year, and about three per cent of a single peak month in APRA's own stress test. The behavioural story does not hold either. For the first year only, whether a member pays depends on their balance at 30 June 2027, so in principle there is a deadline to get under three million. But a member at $3.2 million owes roughly $1,800 - nobody restructures a retirement portfolio and crystallises capital gains to avoid that. A member at eight or ten million has a bill worth managing, but cannot get under three million by any means short of destroying their position. The cohort with the incentive cannot act, and the cohort that can act has almost no incentive. Both tails argue against a rush. There is one residual point that is not about cash at all: because the tax falls on income received and gains realised, and not on growth left untouched, it gently rewards holding low-income, low-turnover assets - which points the same way as the growth in unlisted and private market holdings APRA has already flagged as a system risk.</w:t>
       </w:r>
     </w:p>
     <w:p>
@@ -8059,7 +8059,7 @@
           <w:sz w:val="17"/>
           <w:szCs w:val="17"/>
         </w:rPr>
-        <w:t xml:space="preserve">Opening with a forced-sale narrative would repeat an argument the enacted law has already answered, and would cost credibility in the room. Stating the aggregate and behavioural position up front lets the meeting move to where the exposure actually is: operational, member-equity, third-party concentration and perimeter. The composition point is worth one paragraph because nobody else will raise it and it runs against, not with, APRA's stated system risk concern.</w:t>
+        <w:t xml:space="preserve">Opening with a forced-sale narrative would repeat an argument the enacted law has already answered, and would cost the analysis credibility. Stating the aggregate and behavioural position up front lets the meeting move to where the exposure actually is: operational, member-equity, third-party concentration and perimeter. The composition point is worth one paragraph because nobody else will raise it and it runs against, not with, APRA's stated system risk concern.</w:t>
       </w:r>
     </w:p>
     <w:p>
@@ -8109,7 +8109,7 @@
           <w:sz w:val="17"/>
           <w:szCs w:val="17"/>
         </w:rPr>
-        <w:t xml:space="preserve">State the de minimis aggregate position explicitly at the top of the note, with the caveat that it is APRA's own derivation from a superseded-design revenue estimate, and put the per-member arithmetic ($1,800 / $9,000 / $63,000) alongside it. Then say clearly that the exposure is operational, member-equity, third-party concentration and perimeter - not liquidity - with two named exceptions: individual illiquid investment options, and licensees with concentrated high-balance membership. Keep the cheap test: ask materially exposed licensees to produce the SPG 530 para 79(e) policy-driven scenario for Division 296 covering the June 2027 quarter, and to confirm the liquidity management plan treats it as a liquidity event with defined actions. That is a low-cost, high-signal test of whether the plan is live, and it does not require the issue to be graded high. Add a monitoring line on portfolio composition against the SRS 553.0 baseline. Do not carry any 2023-vintage argument about unrealised gains, forced realisation, unusable paper losses or unindexed bracket creep into the meeting - all four were answered by the enacted design.</w:t>
+        <w:t xml:space="preserve">State the de minimis aggregate position explicitly at the top of the note, with the caveat that it is this note's own derivation from a superseded-design revenue estimate, and put the per-member arithmetic ($1,800 / $9,000 / $63,000) alongside it. Then say clearly that the exposure is operational, member-equity, third-party concentration and perimeter - not liquidity - with two named exceptions: individual illiquid investment options, and licensees with concentrated high-balance membership. Keep the cheap test: ask materially exposed licensees to produce the SPG 530 para 79(e) policy-driven scenario for Division 296 covering the June 2027 quarter, and to confirm the liquidity management plan treats it as a liquidity event with defined actions. That is a low-cost, high-signal test of whether the plan is live, and it does not require the issue to be graded high. Add a monitoring line on portfolio composition against the SRS 553.0 baseline. Do not carry any 2023-vintage argument about unrealised gains, forced realisation, unusable paper losses or unindexed bracket creep into the note - all four were answered by the enacted design.</w:t>
       </w:r>
       <w:r>
         <w:rPr>
@@ -8171,7 +8171,7 @@
           <w:sz w:val="15"/>
           <w:szCs w:val="15"/>
         </w:rPr>
-        <w:t xml:space="preserve">SPS 530 paras 31-38 (comprehensive investment stress testing programme at para 31; liquidity management plan and liquidity event at para 36); SPG 530 paras 79(a) and 79(e) (member-generated events; policy-driven events); SRS 553.0 (out-of-cycle valuation baseline from the December 2025 quarter); APRA System Risk Stress Test framework</w:t>
+        <w:t xml:space="preserve">SPS 530 paras 30-38 (comprehensive investment stress testing programme at para 31; liquidity management plan and liquidity event at para 36); SPG 530 paras 79(a) and 79(e) (member-generated events; policy-driven events) - practice guide; APRA expectation, not an enforceable requirement; SRS 553.0 (out-of-cycle valuation baseline from the December 2025 quarter); APRA System Risk Stress Test framework</w:t>
       </w:r>
     </w:p>
     <w:p>
@@ -8196,7 +8196,7 @@
           <w:sz w:val="14"/>
           <w:szCs w:val="14"/>
         </w:rPr>
-        <w:t xml:space="preserve">LIKELIHOOD PROPOSITION: P(Division 296-driven outflow produces a liquidity event at a material APRA-regulated fund in FY2027 or FY2028) = 2.  ·  CREATED (own derivation, clearly labelled): Treasury's superseded-design costing implies roughly $28,750 of average annual liability per affected individual ($2.3bn in 2027-28 across about 80,000 individuals); applying the 31,800-of-80,000 APRA-side share gives an indicative $0.9bn a year, and less in practice. Against APRA-regulated lump sums of $79.7bn and assets of $3,141.1bn (year to March 2026), that is about 1.1% of annual lump sums and about 0.03% of assets, and about 3% of a single $30bn peak month in APRA's stress test. All comparisons use the same $0.9bn numerator. (The draft's 'one fifteenth of a peak month' mixed the whole-system numerator with the APRA-side one and is wrong.)  ·  CREATED: the behavioural pricing above - $1,800 at $3.2m, $9,000 at $4m, $63,000 at $10m, on a 6% earnings assumption - is APRA's own arithmetic from the proportioning formula (TSB - $3m)/TSB. It is the single most useful number in the pack and should appear in the note.  ·  SOURCED (calibration): APRA System Risk Stress Test, 30 June 2026 - 'aggregate monthly liquidity calls peaking at around $30 billion and cumulative demands totalling $174 billion, or just under 16 per cent of net assets'; peak monthly calls 'less than 7 per cent of available liquid assets'; funds 'largely avoided selling unlisted assets', meeting the shock primarily through listed equities; allocations to illiquid assets in MySuper options increased substantially - https://www.apra.gov.au/news-and-publications/system-risk-stress-test . (Do not say funds sold 'not a single unlisted asset'; the source does not say that.)  ·  SOURCED (calibration): COVID-19 early release paid about $36-38bn, roughly 2% of system funds under management, but 'some large funds processed over 5% of their FUM' and switching reached 8% at some funds - RBA Financial Stability Review, April 2021, Box C. Dispersion, not aggregate, is the lesson.  ·  SOURCED: for 2026-27 liability is determined solely by the balance at the end of that year; from 2027-28 the reference amount is the greater of the opening and closing balance - Explanatory Memorandum para 1.219 via Bills Digest No. 48; ATO guidance on how Division 296 tax is calculated.  ·  SOURCED: SPG 530 para 79(e) - 'policy driven events: a change in Government policy, for example, related to access to accrued member assets'.  ·  CAVEAT: the $2.3bn and 80,000 figures come from the January 2024 Impact Analysis for the superseded design. The verified primary fiscal figure under the enacted design is MYEFO 2025-26, which books the redesign plus the low income offset increase as a $3.8bn decrease in receipts and $475.8m increase in payments over four years.  ·  INFERRED (unquantified, APRA's own proposition): a realised-earnings base taxes distribution and disposal but not accrual, which is a deferral incentive favouring low-distribution, low-turnover, capital-growth assets over income-producing ones - the same direction as the private-market growth APRA has flagged as a system risk. There is an opposite-signed effect too: capital moving to SMSFs and direct holdings holds less unlisted infrastructure in aggregate than a large APRA-regulated fund does. Neither is measured; both belong in the note as analytical propositions.</w:t>
+        <w:t xml:space="preserve">LIKELIHOOD PROPOSITION: P(Division 296-driven outflow produces a liquidity event at a material APRA-regulated fund in FY2027 or FY2028) = 2.  ·  CREATED (own derivation, clearly labelled): Treasury's superseded-design costing implies roughly $28,750 of average annual liability per affected individual ($2.3bn in 2027-28 across about 80,000 individuals); applying the 31,800-of-80,000 APRA-side share gives an indicative $0.9bn a year, and less in practice. Against APRA-regulated lump sums of $79.7bn and assets of $3,141.1bn (year to March 2026), that is about 1.1% of annual lump sums and about 0.03% of assets, and about 3% of a single $30bn peak month in APRA's stress test. All comparisons use the same $0.9bn numerator. (The draft's 'one fifteenth of a peak month' mixed the whole-system numerator with the APRA-side one and is wrong.)  ·  CREATED: the behavioural pricing above - $1,800 at $3.2m, $9,000 at $4m, $63,000 at $10m, on a 6% earnings assumption - is the authors' own arithmetic applied to the statutory proportioning formula (TSB - $3m)/TSB. It is the single most useful figure in this note and should appear in the note.  ·  SOURCED (calibration): APRA System Risk Stress Test, 30 June 2026 - 'aggregate monthly liquidity calls peaking at around $30 billion and cumulative demands totalling $174 billion, or just under 16 per cent of net assets'; peak monthly calls 'less than 7 per cent of available liquid assets'; funds 'largely avoided selling unlisted assets', meeting the shock primarily through listed equities; allocations to illiquid assets in MySuper options increased substantially - https://www.apra.gov.au/news-and-publications/system-risk-stress-test . (Do not say funds sold 'not a single unlisted asset'; the source does not say that.)  ·  SOURCED (calibration): COVID-19 early release paid about $36-38bn, roughly 2% of system funds under management, but 'some large funds processed over 5% of their FUM' and switching reached 8% at some funds - RBA Financial Stability Review, April 2021, Box C. Dispersion, not aggregate, is the lesson.  ·  SOURCED: for 2026-27 liability is determined solely by the balance at the end of that year; from 2027-28 the reference amount is the greater of the opening and closing balance - Explanatory Memorandum para 1.219 via Bills Digest No. 48; ATO guidance on how Division 296 tax is calculated.  ·  SOURCED: SPG 530 para 79(e) - 'policy driven events: a change in Government policy, for example, related to access to accrued member assets'.  ·  CAVEAT: the $2.3bn and 80,000 figures come from the January 2024 Impact Analysis for the superseded design. The verified primary fiscal figure under the enacted design is MYEFO 2025-26, which books the redesign plus the low income offset increase as a $3.8bn decrease in receipts and $475.8m increase in payments over four years.  ·  INFERRED (unquantified, this note's own proposition): a realised-earnings base taxes distribution and disposal but not accrual, which is a deferral incentive favouring low-distribution, low-turnover, capital-growth assets over income-producing ones - the same direction as the private-market growth APRA has flagged as a system risk. There is an opposite-signed effect too: capital moving to SMSFs and direct holdings holds less unlisted infrastructure in aggregate than a large APRA-regulated fund does. Neither is measured; both belong in the note as analytical propositions.</w:t>
       </w:r>
     </w:p>
     <w:p>
@@ -8845,7 +8845,7 @@
                 <w:sz w:val="14"/>
                 <w:szCs w:val="14"/>
               </w:rPr>
-              <w:t xml:space="preserve">VERIFIED. Para 30: 'An RSE licensee must have a comprehensive investment stress testing program that is approved by the Board and is integrated into an RSE licensee's investment governance framework.' Para 31 requires determination of appropriate adverse stress scenarios for the investment strategy of each option. Para 36 requires a Board-approved liquidity management plan for each RSE which, at 36(d), 'identifies the circumstances the RSE licensee considers to be a significantly adverse liquidity outcome that requires action (liquidity event)' and, at 36(e), 'outlines what action the RSE licensee will take when a liquidity event occurs'. Para 38 requires liquidity stress testing 'as part of the comprehensive investment stress testing program required in paragraph 31'. CORRECTION: the draft cited para 29 for the stress testing programme; para 29 concerns Board justification when amending an investment strategy. The standard's own cross-reference in para 38 points to para 31.</w:t>
+              <w:t xml:space="preserve">VERIFIED. Para 30: 'An RSE licensee must have a comprehensive investment stress testing program that is approved by the Board and is integrated into an RSE licensee's investment governance framework.' Para 31 requires determination of appropriate adverse stress scenarios for the investment strategy of each option. Para 36 requires a Board-approved liquidity management plan for each RSE which, at 36(d), 'identifies the circumstances the RSE licensee considers to be a significantly adverse liquidity outcome that requires action (liquidity event)' and, at 36(e), 'outlines what action the RSE licensee will take when a liquidity event occurs'. Para 38 requires liquidity stress testing 'as part of the comprehensive investment stress testing program required in paragraph 31'. CORRECTION: the draft cited para 29 for the stress testing programme. Para 29 concerns the Board's justification for any decision to amend an investment strategy following a review. The programme obligation is at para 30; para 31 requires the adverse stress scenarios. Para 38 refers to 'the comprehensive investment stress testing program required in paragraph 31' - that internal cross-reference is an erratum in SPS 530, since the programme is required by para 30, and it should not be relied on.</w:t>
             </w:r>
           </w:p>
         </w:tc>
@@ -9725,7 +9725,7 @@
                 <w:sz w:val="14"/>
                 <w:szCs w:val="14"/>
               </w:rPr>
-              <w:t xml:space="preserve">High-balance members are already an assessable cohort under the existing guidance, but nothing names them. Naming them as an expected cohort would require trustees to assess whether outcomes for that cohort remain appropriate, and would surface any indifference to their departure - which is the mechanism by which scale, and therefore cost per remaining member, is eroded. This is one of the two strongest instrument-level options in the pack and is a low-cost guidance change rather than a standard amendment.</w:t>
+              <w:t xml:space="preserve">High-balance members are already an assessable cohort under the existing guidance, but nothing names them. Naming them as an expected cohort would require trustees to assess whether outcomes for that cohort remain appropriate, and would surface any indifference to their departure - which is the mechanism by which scale, and therefore cost per remaining member, is eroded. This is one of the two strongest instrument-level options identified in this review and is a low-cost guidance change rather than a standard amendment.</w:t>
             </w:r>
           </w:p>
         </w:tc>
@@ -11759,7 +11759,7 @@
                 <w:sz w:val="14"/>
                 <w:szCs w:val="14"/>
               </w:rPr>
-              <w:t xml:space="preserve">Tested and cleared. Premium erosion is immaterial for members above the thresholds. Two second-order effects exist - a member who withdraws to reduce a balance may fall toward levels where cover lapses, and death benefit insurance proceeds can temporarily inflate a balance - but neither warrants supervisory reprioritisation. Recorded so that the framework review can be shown to be complete: naming what is not affected is as useful to the meeting as naming what is.</w:t>
+              <w:t xml:space="preserve">Tested and cleared. Premium erosion is immaterial for members above the thresholds. Two second-order effects exist - a member who withdraws to reduce a balance may fall toward levels where cover lapses, and death benefit insurance proceeds can temporarily inflate a balance - but neither warrants supervisory reprioritisation. Recorded so that the framework review can be shown to be complete: identifying which standards are not engaged is as informative as identifying those that are.</w:t>
             </w:r>
           </w:p>
         </w:tc>
@@ -14362,7 +14362,7 @@
                 <w:sz w:val="13"/>
                 <w:szCs w:val="13"/>
               </w:rPr>
-              <w:t xml:space="preserve">The ATO is not a member. Since the coordination that matters most for Division 296 is between APRA and the ATO, the CFR is not the natural forum for it, and bilateral engagement with the ATO and Treasury is the appropriate route. Included to prevent an avoidable correction in the meeting.</w:t>
+              <w:t xml:space="preserve">The ATO is not a member. Since the coordination that matters most for Division 296 is between APRA and the ATO, the CFR is not the natural forum for it, and bilateral engagement with the ATO and Treasury is the appropriate route. Included because the CFR is sometimes assumed to be the coordinating forum for this measure.</w:t>
             </w:r>
           </w:p>
         </w:tc>
@@ -15879,7 +15879,7 @@
                 <w:sz w:val="14"/>
                 <w:szCs w:val="14"/>
               </w:rPr>
-              <w:t xml:space="preserve">The final regulations, Income Tax Assessment (1997 Act) Amendment Regulations 2026 (F2026L00726), were made 11 June 2026 and registered 18 June 2026 - thirteen days before the first measurement year began.</w:t>
+              <w:t xml:space="preserve">The final regulations, Income Tax Assessment (1997 Act) Amendment (Building a Stronger and Fairer Super System and Other Measures) Regulations 2026 (F2026L00726), were made 11 June 2026 and registered 18 June 2026 - thirteen days before the first measurement year began.</w:t>
             </w:r>
           </w:p>
         </w:tc>
@@ -16846,7 +16846,7 @@
                 <w:sz w:val="14"/>
                 <w:szCs w:val="14"/>
               </w:rPr>
-              <w:t xml:space="preserve">The comprehensive investment stress testing programme is SPS 530 paragraph 31, not paragraph 29; SPS 530 paragraph 38 cross-refers to 'paragraph 31'.</w:t>
+              <w:t xml:space="preserve">The comprehensive investment stress testing programme is SPS 530 paragraph 30, not paragraph 29 (paragraph 31 sets the adverse stress scenarios). Paragraph 38 cross-refers to 'paragraph 31', but that cross-reference is an erratum in the standard.</w:t>
             </w:r>
           </w:p>
         </w:tc>
@@ -17811,7 +17811,7 @@
                 <w:sz w:val="14"/>
                 <w:szCs w:val="14"/>
               </w:rPr>
-              <w:t xml:space="preserve">Payday Super and Division 296 commence on the same day, 1 July 2026, and land on the same administration platforms, data pipelines and finite administrator change capacity; Payday Super carries the earlier and more visible deadline, so Division 296 is the change more likely to be deprioritised.</w:t>
+              <w:t xml:space="preserve">Payday Super commences on 1 July 2026 and Division 296 - which itself commenced on 1 April 2026 - first applies from that same date, and land on the same administration platforms, data pipelines and finite administrator change capacity; Payday Super carries the earlier and more visible deadline, so Division 296 is the change more likely to be deprioritised.</w:t>
             </w:r>
           </w:p>
         </w:tc>
@@ -18569,7 +18569,7 @@
                 <w:sz w:val="13"/>
                 <w:szCs w:val="13"/>
               </w:rPr>
-              <w:t xml:space="preserve">Own arithmetic from the enacted proportioning mechanic (taxed proportion = (TSB - $3m)/TSB) and a stated 6% earnings assumption, generated for this meeting because no source publishes worked per-member amounts. Labelled in the note as APRA's own illustration with the assumption shown. It is the calibration figure against which the behavioural and materiality judgements in the note should be tested.</w:t>
+              <w:t xml:space="preserve">Own arithmetic from the enacted proportioning mechanic (taxed proportion = (TSB - $3m)/TSB) and a stated 6% earnings assumption, generated for this note because no source publishes worked per-member amounts. Labelled in the note as APRA's own illustration with the assumption shown. It is the calibration figure against which the behavioural and materiality judgements in the note should be tested.</w:t>
             </w:r>
           </w:p>
         </w:tc>
@@ -18915,7 +18915,7 @@
                 <w:sz w:val="14"/>
                 <w:szCs w:val="14"/>
               </w:rPr>
-              <w:t xml:space="preserve">APRA's December 2024 thematic reviewed 23 RSE licensees holding $2,018bn and 18.7m member accounts, and found 12 require material improvement in valuation governance, liquidity risk management or both; the eight-licensee liquidity subgroup represents 27% of funds under management and 5.4m member accounts.</w:t>
+              <w:t xml:space="preserve">APRA's December 2024 thematic reviewed 23 RSE licensees holding $2,018bn and 18.7m member accounts, and found 12 require material improvement in valuation governance, liquidity risk management or both; the eight licensees rated 'requires improvement' for liquidity risk management represent 27% of in-scope funds under management and 5.4m of the 18.7m in-scope member accounts.</w:t>
             </w:r>
           </w:p>
         </w:tc>
@@ -20364,7 +20364,7 @@
                 <w:sz w:val="13"/>
                 <w:szCs w:val="13"/>
               </w:rPr>
-              <w:t xml:space="preserve">Chain: (1) the performance test benchmarks administration fees charged in the last financial year against a category median; (2) Division 296 costs recovered through those fees enter that metric; (3) because the benchmark is a median, a licensee with a small affected population relative to total membership spreads the same fixed build cost over a smaller base and moves against the median. The test mechanics are sourced from the legislated performance test framework but were not re-read this pass; the transmission mechanism and the resulting incentive to absorb rather than transparently recover the cost are APRA's own analysis.</w:t>
+              <w:t xml:space="preserve">Chain: (1) the performance test benchmarks administration fees charged in the last financial year against a category median; (2) Division 296 costs recovered through those fees enter that metric; (3) because the benchmark is a median, a licensee with a small affected population relative to total membership spreads the same fixed build cost over a smaller base and moves against the median. The test mechanics are sourced from the legislated performance test framework but were not re-read this pass; the transmission mechanism and the resulting incentive to absorb rather than transparently recover the cost are this note's own analysis.</w:t>
             </w:r>
           </w:p>
         </w:tc>
@@ -20777,7 +20777,7 @@
                 <w:sz w:val="13"/>
                 <w:szCs w:val="13"/>
               </w:rPr>
-              <w:t xml:space="preserve">Original analytical proposition written for this meeting, unquantified. It is offered as the reason the system-level file should not be closed on the flow question alone, paired with the SRS 553.0 out-of-cycle valuation series (first reporting period the December 2025 quarter) as a clean pre-commencement monitoring baseline. No source makes this argument and no behavioural magnitude is claimed.</w:t>
+              <w:t xml:space="preserve">Original analytical proposition written for this note, unquantified. It is offered as the reason the system-level file should not be closed on the flow question alone, paired with the SRS 553.0 out-of-cycle valuation series (first reporting period the December 2025 quarter) as a clean pre-commencement monitoring baseline. No source makes this argument and no behavioural magnitude is claimed.</w:t>
             </w:r>
           </w:p>
         </w:tc>
@@ -21468,7 +21468,7 @@
                 <w:sz w:val="13"/>
                 <w:szCs w:val="13"/>
               </w:rPr>
-              <w:t xml:space="preserve">Editorial and methodological decision for this meeting, made in response to review findings that the draft's grades were not monotonic in their own scores (two pairs of items with identical or dominating score vectors carried different grades) and that likelihood had been scored against whether a fact obtains rather than whether an adverse consequence crystallises in a named window. Likelihood is now stated as a dated proposition for each issue, and the A-grade count falls accordingly.</w:t>
+              <w:t xml:space="preserve">Editorial and methodological decision for this note, made in response to review findings that the draft's grades were not monotonic in their own scores (two pairs of items with identical or dominating score vectors carried different grades) and that likelihood had been scored against whether a fact obtains rather than whether an adverse consequence crystallises in a named window. Likelihood is now stated as a dated proposition for each issue, and the A-grade count falls accordingly.</w:t>
             </w:r>
           </w:p>
         </w:tc>
@@ -21709,7 +21709,7 @@
                 <w:sz w:val="14"/>
                 <w:szCs w:val="14"/>
               </w:rPr>
-              <w:t xml:space="preserve">FATAL. Consultation ask 8 quotes the ATO as being 'in the position of having retrospective law'. That statement is from June 2025 and is an artefact of the abandoned 1 July 2025 commencement; under the enacted law Assent (13 March 2026) precedes commencement (1 July 2026), so there is no retrospectivity.</w:t>
+              <w:t xml:space="preserve">FATAL. Consultation ask 8 quotes the ATO as being 'in the position of having retrospective law'. That statement is from June 2025 and is an artefact of the abandoned 1 July 2025 commencement; under the enacted law Assent (13 March 2026) precedes commencement on 1 April 2026, and the charge first applies only from the 2026-27 income year, so there is no retrospectivity.</w:t>
             </w:r>
           </w:p>
         </w:tc>
@@ -22495,7 +22495,7 @@
                 <w:sz w:val="13"/>
                 <w:szCs w:val="13"/>
               </w:rPr>
-              <w:t xml:space="preserve">Independently verified. Corrected in P1, P3, P8 and both framework verdicts. A repeated off-by-one on the register's most-cited standard would have been corrected in the room.</w:t>
+              <w:t xml:space="preserve">Independently verified. Corrected in P1, P3, P8 and both framework verdicts.</w:t>
             </w:r>
           </w:p>
         </w:tc>
@@ -22529,7 +22529,7 @@
                 <w:sz w:val="14"/>
                 <w:szCs w:val="14"/>
               </w:rPr>
-              <w:t xml:space="preserve">SPS 530 para 31 is not the investment stress testing programme; para 31 is, confirmed by para 38's own cross-reference.</w:t>
+              <w:t xml:space="preserve">SPS 530 para 29 is not the investment stress testing programme.</w:t>
             </w:r>
           </w:p>
         </w:tc>
@@ -22596,7 +22596,7 @@
                 <w:sz w:val="13"/>
                 <w:szCs w:val="13"/>
               </w:rPr>
-              <w:t xml:space="preserve">Independently verified. Citation changed to para 31 and the range restated as paras 31-38 throughout. Para 36(d)/(e) references are unaffected and retained.</w:t>
+              <w:t xml:space="preserve">Independently verified against the standard text. The programme is para 30 ('must have a comprehensive investment stress testing program'); para 31 sets the adverse stress scenarios. Citation corrected to para 30 and the range restated as paras 30-38. Note that para 38 cross-refers to 'paragraph 31' - that cross-reference is an erratum in the standard and must not be relied on. Para 36(d)/(e) references are unaffected and retained.</w:t>
             </w:r>
           </w:p>
         </w:tc>
@@ -22631,7 +22631,7 @@
                 <w:sz w:val="14"/>
                 <w:szCs w:val="14"/>
               </w:rPr>
-              <w:t xml:space="preserve">The elective 30 June 2026 cost-base reset is available to small funds - SMSFs and small APRA funds - not to SMSFs alone. The legislated boundary is fund size, not SMSF versus APRA-regulated, which weakens P7's perimeter framing.</w:t>
+              <w:t xml:space="preserve">The elective 30 June 2026 cost-base reset is available to small funds - SMSFs and small APRA funds - not to SMSFs alone. The legislated boundary is member count - a small superannuation fund is one with six or fewer members - not SMSF versus APRA-regulated, which weakens P7's perimeter framing.</w:t>
             </w:r>
           </w:p>
         </w:tc>
@@ -22700,7 +22700,7 @@
                 <w:sz w:val="13"/>
                 <w:szCs w:val="13"/>
               </w:rPr>
-              <w:t xml:space="preserve">Correct and consequential: small APRA funds sit inside APRA's own perimeter and on the favourable side of the line. P7 is restated around the size boundary, and the perimeter argument (migration to SMSFs) is separated from the design-asymmetry argument (large funds and pooled superannuation trusts disadvantaged against small funds, including APRA-regulated ones).</w:t>
+              <w:t xml:space="preserve">Correct and consequential: small APRA funds sit inside APRA's own perimeter and on the favourable side of the line. P7 is restated around the member-count boundary, and the perimeter argument (migration to SMSFs) is separated from the design-asymmetry argument (large funds and pooled superannuation trusts disadvantaged against small funds, including APRA-regulated ones).</w:t>
             </w:r>
           </w:p>
         </w:tc>
@@ -23006,7 +23006,7 @@
                 <w:sz w:val="13"/>
                 <w:szCs w:val="13"/>
               </w:rPr>
-              <w:t xml:space="preserve">Verified against APRA's own December 2024 publication. Restated so the review scope, the 12, and the eight-licensee liquidity subgroup (27% of funds under management, 5.4m accounts) are separately attributed. This is the number most likely to be repeated verbatim and then corrected.</w:t>
+              <w:t xml:space="preserve">Verified against APRA's own December 2024 publication. Restated so the review scope, the 12, and the eight licensees rated 'requires improvement' for liquidity risk management (27% of in-scope funds under management and 5.4m member accounts, in-scope meaning the 23 reviewed licensees) are separately attributed. This is the number most likely to be repeated verbatim and then corrected.</w:t>
             </w:r>
           </w:p>
         </w:tc>
@@ -24135,7 +24135,7 @@
                 <w:sz w:val="13"/>
                 <w:szCs w:val="13"/>
               </w:rPr>
-              <w:t xml:space="preserve">Accepted that an unmeasured 5 cannot stand: materiality drops to 4 pending evidence, and the proposed test (ask two or three exposed licensees to run two defensible methods over FY2026-27 data to date and report the spread) is adopted as a pre-meeting action. Not fully accepted: the reviewer's premise that every lawful method 'must be broadly proportionate to member balances' is itself unsourced - the statute says only 'fair and reasonable' - so the inference that dispersion is structurally small is not established either. The score moves because the evidence is absent, not because the reviewer's alternative is proved.</w:t>
+              <w:t xml:space="preserve">Accepted that an unmeasured 5 cannot stand: materiality drops to 4 pending evidence, and the proposed test (ask two or three exposed licensees to run two defensible methods over FY2026-27 data to date and report the spread) is adopted as a prior step. Not fully accepted: the reviewer's premise that every lawful method 'must be broadly proportionate to member balances' is itself unsourced - the statute says only 'fair and reasonable' - so the inference that dispersion is structurally small is not established either. The score moves because the evidence is absent, not because the reviewer's alternative is proved.</w:t>
             </w:r>
           </w:p>
         </w:tc>
@@ -25056,7 +25056,7 @@
                 <w:sz w:val="13"/>
                 <w:szCs w:val="13"/>
               </w:rPr>
-              <w:t xml:space="preserve">An unconfirmed statutory deadline cannot sit in the plain-English text with the caveat three fields away. Rewritten to state that other release authority types carry a ten-business-day clock and a penalty and that the Division 296 equivalent has not been published, pending confirmation with the ATO before the meeting.</w:t>
+              <w:t xml:space="preserve">An unconfirmed statutory deadline cannot sit in the plain-English text with the caveat three fields away. Rewritten to state that other release authority types carry a ten-business-day clock and a penalty and that the Division 296 equivalent has not been published, pending confirmation with the ATO before relying on it.</w:t>
             </w:r>
           </w:p>
         </w:tc>
@@ -25261,7 +25261,7 @@
                 <w:sz w:val="13"/>
                 <w:szCs w:val="13"/>
               </w:rPr>
-              <w:t xml:space="preserve">Category error accepted. The equity framing is demoted to a member-communications point and the issue leads on what is genuinely trustee-side: the new annual actuarial valuation capability, the tighter response window, and decades-long deferred debt account tracking that must survive mergers and administrator changes. The 10,000 defined benefit members figure is caveated to the same standard as the other superseded-design numbers.</w:t>
+              <w:t xml:space="preserve">Category error accepted. The equity framing is demoted to a member-communications point and the issue leads on what is genuinely trustee-side: the new annual actuarial valuation capability and the tighter response window - noting that the deferred debt account is maintained by the Commissioner and not by the fund, so what must survive mergers and administrator changes is the trustee's own valuation and member-level reporting record, not a debt account. The 10,000 defined benefit members figure is caveated to the same standard as the other superseded-design numbers.</w:t>
             </w:r>
           </w:p>
         </w:tc>
@@ -25365,7 +25365,7 @@
                 <w:sz w:val="13"/>
                 <w:szCs w:val="13"/>
               </w:rPr>
-              <w:t xml:space="preserve">The arithmetic is right and belongs in the note. Materiality reduced and the issue regraded, while the recommended action is kept unchanged - asking how build and run costs are recovered before FY2028 fee-setting is locked in is cheap, timely and useful, and the cohort proposal for business performance reviews is among the best instrument-level ideas in the pack. A lower-grade issue with a strong action is recorded as such.</w:t>
+              <w:t xml:space="preserve">The arithmetic is right and belongs in the note. Materiality reduced and the issue regraded, while the recommended action is kept unchanged - asking how build and run costs are recovered before FY2028 fee-setting is locked in is cheap, timely and useful, and the cohort proposal for business performance reviews is among the best instrument-level ideas identified in this review. A lower-grade issue with a strong action is recorded as such.</w:t>
             </w:r>
           </w:p>
         </w:tc>
@@ -25775,7 +25775,7 @@
                 <w:sz w:val="13"/>
                 <w:szCs w:val="13"/>
               </w:rPr>
-              <w:t xml:space="preserve">The single most useful omission identified. A worked example is added at the front of the note ($3.2m about $1,800; $4m about $9,000; $10m about $63,000, with the arithmetic shown and labelled as APRA's own derivation), and every likelihood and materiality score is re-tested against it. This alone drove the demotion of the outflow issue.</w:t>
+              <w:t xml:space="preserve">The single most useful omission identified. A worked example is added at the front of the note ($3.2m about $1,800; $4m about $9,000; $10m about $63,000, with the arithmetic shown and labelled as this note's own derivation from the enacted proportioning rule), and every likelihood and materiality score is re-tested against it. This alone drove the demotion of the outflow issue.</w:t>
             </w:r>
           </w:p>
         </w:tc>
@@ -26081,7 +26081,7 @@
                 <w:sz w:val="13"/>
                 <w:szCs w:val="13"/>
               </w:rPr>
-              <w:t xml:space="preserve">The transmission mechanism is accepted and added, together with the perverse incentive it creates to absorb or capitalise the cost rather than recover it transparently. The regrade to A is rejected: the performance test benchmarks administration fees against the median for the product category, so a cost incurred by the whole sector moves the median as well as the licensee, and the effect is differential rather than absolute. It bites only where a licensee's affected population is small relative to its fee base - a real but narrow exposure, better stated as a supervisory question than as a top-tier risk. The performance test citation is also marked for verification before it is put in front of the CEO.</w:t>
+              <w:t xml:space="preserve">The transmission mechanism is accepted and added, together with the perverse incentive it creates to absorb or capitalise the cost rather than recover it transparently. The regrade to A is rejected: the performance test benchmarks administration fees against the median for the product category, so a cost incurred by the whole sector moves the median as well as the licensee, and the effect is differential rather than absolute. It bites only where a licensee's affected population is small relative to its fee base - a real but narrow exposure, better stated as a supervisory question than as a top-tier risk. The performance test citation is also marked for verification before publication.</w:t>
             </w:r>
           </w:p>
         </w:tc>
@@ -26390,7 +26390,7 @@
                 <w:sz w:val="13"/>
                 <w:szCs w:val="13"/>
               </w:rPr>
-              <w:t xml:space="preserve">Accepted as a monitoring item, labelled inferred and unquantified. It usefully reframes the CEO conversation from loss of visibility to an internal coordination step with life insurance supervision that costs nothing, and it connects to the total superannuation balance valuation changes already identified elsewhere in the register.</w:t>
+              <w:t xml:space="preserve">Accepted as a monitoring item, labelled inferred and unquantified. It usefully reframes the issue from loss of visibility to an internal coordination step with life insurance supervision that costs nothing, and it connects to the total superannuation balance valuation changes already identified elsewhere in the register.</w:t>
             </w:r>
           </w:p>
         </w:tc>
@@ -26679,7 +26679,7 @@
           <w:sz w:val="17"/>
           <w:szCs w:val="17"/>
         </w:rPr>
-        <w:t xml:space="preserve">RECORD PRUDENTIAL AND MEMBER-OUTCOMES CONSEQUENCES, LEAVING THE REMEDIES TO THE POLICY OWNER. Several contested design features have real consequences for supervised entities and their members, but the remedies are tax design questions for Treasury and the ATO and APRA should not advocate specific tax mechanics. The consequences worth recording are: (a) continued attribution of earnings after a member's death sits awkwardly with the trustee's obligation to cash a death benefit as soon as practicable, and trustees will need to know which obligation yields - noting that this rule is now made law, so licensees must build to it rather than wait; (b) where a fund amends its income tax return, the resulting re-reporting can reopen personal assessments years later, which is an administrative and record-keeping burden on trustees disproportionate to the typically small change in any member's tax; (c) the cost-base transitional treatment differs by fund size rather than by regulator, so some APRA-regulated entities sit on each side of the line, and the asymmetry is a migration incentive worth monitoring rather than a settled cause of the recent rollover trend; and (d) industry has asked that trustee attribution judgements sit outside the external dispute resolution scheme - APRA should have a view before this is settled by default, noting that the new notification duty on providers in the taxation administration law carries an express note preserving AFCA complaints, which cuts against that request, and that the question is primarily ASIC's and Treasury's perimeter.</w:t>
+        <w:t xml:space="preserve">RECORD PRUDENTIAL AND MEMBER-OUTCOMES CONSEQUENCES, LEAVING THE REMEDIES TO THE POLICY OWNER. Several contested design features have real consequences for supervised entities and their members, but the remedies are tax design questions for Treasury and the ATO and APRA should not advocate specific tax mechanics. The consequences worth recording are: (a) continued attribution of earnings after a member's death sits awkwardly with the trustee's obligation to cash a death benefit as soon as practicable, and trustees will need to know which obligation yields - noting that this rule is now made law, so licensees must build to it rather than wait; (b) where a fund amends its income tax return, the resulting re-reporting can reopen personal assessments years later, which is an administrative and record-keeping burden on trustees disproportionate to the typically small change in any member's tax; (c) the cost-base transitional treatment differs by member count - the election is available to funds with six or fewer members - rather than by regulator, so some APRA-regulated entities sit on each side of the line, and the asymmetry is a migration incentive worth monitoring rather than a settled cause of the recent rollover trend; and (d) industry has asked that trustee attribution judgements sit outside the external dispute resolution scheme - APRA should have a view before this is settled by default, noting that the new notification duty on providers in the taxation administration law carries an express note preserving AFCA complaints, which cuts against that request, and that the question is primarily ASIC's and Treasury's perimeter.</w:t>
       </w:r>
     </w:p>
     <w:p>
@@ -27035,7 +27035,7 @@
           <w:sz w:val="17"/>
           <w:szCs w:val="17"/>
         </w:rPr>
-        <w:t xml:space="preserve">It is not known whether the remediation plans arising from APRA's December 2024 valuation and liquidity thematic have been delivered and closed out. The exposed-cohort recommendation assumes they have not, and should be checked internally before the meeting.</w:t>
+        <w:t xml:space="preserve">It is not known whether the remediation plans arising from APRA's December 2024 valuation and liquidity thematic have been delivered and closed out. The exposed-cohort recommendation assumes they have not, and should be checked internally before relying on it.</w:t>
       </w:r>
     </w:p>
     <w:p>
